--- a/lessons/6-3/downloads/reveal/teacher/6.3-homework-packet-level-1.docx
+++ b/lessons/6-3/downloads/reveal/teacher/6.3-homework-packet-level-1.docx
@@ -78,14 +78,15 @@
           <w:caps/>
           <w:color w:val="003A70"/>
           <w:spacing w:val="12"/>
-          <w:sz w:val="21"/>
+          <w:sz w:val="22"/>
           <w:szCs w:val="21"/>
         </w:rPr>
-        <w:t xml:space="preserve">Lesson 6-3  ·  Homework Packet  ·  Level 1  ·  Sheet 1 of 2</w:t>
+        <w:t xml:space="preserve">Lesson 6-3  ·  Homework Packet  ·  Supported  ·  Session 1 · pages 1–2</w:t>
       </w:r>
     </w:p>
     <w:p>
       <w:pPr>
+        <w:pStyle w:val="Heading1"/>
         <w:keepNext/>
         <w:spacing w:before="0" w:after="10" w:line="240" w:lineRule="auto"/>
       </w:pPr>
@@ -111,7 +112,7 @@
         <w:rPr>
           <w:rFonts w:ascii="Avenir Next" w:hAnsi="Avenir Next" w:cs="Avenir Next" w:eastAsia="Avenir Next"/>
           <w:color w:val="5A5F66"/>
-          <w:sz w:val="17"/>
+          <w:sz w:val="22"/>
           <w:szCs w:val="17"/>
         </w:rPr>
         <w:t xml:space="preserve">Maryland Standard 6.EE.A.1   ·   Learning target — I can write repeated multiplication as a power and name its base and exponent.</w:t>
@@ -158,6 +159,7 @@
           </w:tcPr>
           <w:p>
             <w:pPr>
+              <w:pStyle w:val="Heading2"/>
               <w:spacing w:before="0" w:after="40" w:line="264" w:lineRule="auto"/>
             </w:pPr>
             <w:r>
@@ -185,53 +187,53 @@
                 <w:rFonts w:ascii="Avenir Next" w:hAnsi="Avenir Next" w:cs="Avenir Next" w:eastAsia="Avenir Next"/>
                 <w:b/>
                 <w:color w:val="003A70"/>
+                <w:sz w:val="22"/>
+                <w:szCs w:val="18"/>
+              </w:rPr>
+              <w:t xml:space="preserve">•</w:t>
+            </w:r>
+            <w:r>
+              <w:rPr>
+                <w:rFonts w:ascii="Avenir Next" w:hAnsi="Avenir Next" w:cs="Avenir Next" w:eastAsia="Avenir Next"/>
+                <w:color w:val="1A1A1A"/>
                 <w:sz w:val="18"/>
                 <w:szCs w:val="18"/>
               </w:rPr>
-              <w:t xml:space="preserve">•</w:t>
-            </w:r>
-            <w:r>
-              <w:rPr>
-                <w:rFonts w:ascii="Avenir Next" w:hAnsi="Avenir Next" w:cs="Avenir Next" w:eastAsia="Avenir Next"/>
-                <w:color w:val="1A1A1A"/>
-                <w:sz w:val="18"/>
+              <w:tab/>
+            </w:r>
+            <w:r>
+              <w:rPr>
+                <w:rFonts w:ascii="Avenir Next" w:hAnsi="Avenir Next" w:cs="Avenir Next" w:eastAsia="Avenir Next"/>
+                <w:color w:val="1A1A1A"/>
+                <w:sz w:val="22"/>
                 <w:szCs w:val="18"/>
               </w:rPr>
-              <w:tab/>
-            </w:r>
-            <w:r>
-              <w:rPr>
-                <w:rFonts w:ascii="Avenir Next" w:hAnsi="Avenir Next" w:cs="Avenir Next" w:eastAsia="Avenir Next"/>
-                <w:color w:val="1A1A1A"/>
-                <w:sz w:val="18"/>
+              <w:t xml:space="preserve">A </w:t>
+            </w:r>
+            <w:r>
+              <w:rPr>
+                <w:rFonts w:ascii="Avenir Next" w:hAnsi="Avenir Next" w:cs="Avenir Next" w:eastAsia="Avenir Next"/>
+                <w:b/>
+                <w:color w:val="1A1A1A"/>
+                <w:sz w:val="22"/>
                 <w:szCs w:val="18"/>
               </w:rPr>
-              <w:t xml:space="preserve">A </w:t>
-            </w:r>
-            <w:r>
-              <w:rPr>
-                <w:rFonts w:ascii="Avenir Next" w:hAnsi="Avenir Next" w:cs="Avenir Next" w:eastAsia="Avenir Next"/>
-                <w:b/>
-                <w:color w:val="1A1A1A"/>
-                <w:sz w:val="18"/>
+              <w:t xml:space="preserve">power</w:t>
+            </w:r>
+            <w:r>
+              <w:rPr>
+                <w:rFonts w:ascii="Avenir Next" w:hAnsi="Avenir Next" w:cs="Avenir Next" w:eastAsia="Avenir Next"/>
+                <w:color w:val="1A1A1A"/>
+                <w:sz w:val="22"/>
                 <w:szCs w:val="18"/>
               </w:rPr>
-              <w:t xml:space="preserve">power</w:t>
-            </w:r>
-            <w:r>
-              <w:rPr>
-                <w:rFonts w:ascii="Avenir Next" w:hAnsi="Avenir Next" w:cs="Avenir Next" w:eastAsia="Avenir Next"/>
-                <w:color w:val="1A1A1A"/>
-                <w:sz w:val="18"/>
-                <w:szCs w:val="18"/>
-              </w:rPr>
               <w:t xml:space="preserve"> shows a repeated factor: 5 × 5 × 5 = 5</w:t>
             </w:r>
             <w:r>
               <w:rPr>
                 <w:rFonts w:ascii="Avenir Next" w:hAnsi="Avenir Next" w:cs="Avenir Next" w:eastAsia="Avenir Next"/>
                 <w:color w:val="1A1A1A"/>
-                <w:sz w:val="18"/>
+                <w:sz w:val="22"/>
                 <w:szCs w:val="18"/>
                 <w:vertAlign w:val="superscript"/>
               </w:rPr>
@@ -241,7 +243,7 @@
               <w:rPr>
                 <w:rFonts w:ascii="Avenir Next" w:hAnsi="Avenir Next" w:cs="Avenir Next" w:eastAsia="Avenir Next"/>
                 <w:color w:val="1A1A1A"/>
-                <w:sz w:val="18"/>
+                <w:sz w:val="22"/>
                 <w:szCs w:val="18"/>
               </w:rPr>
               <w:t xml:space="preserve">.</w:t>
@@ -260,63 +262,63 @@
                 <w:rFonts w:ascii="Avenir Next" w:hAnsi="Avenir Next" w:cs="Avenir Next" w:eastAsia="Avenir Next"/>
                 <w:b/>
                 <w:color w:val="003A70"/>
+                <w:sz w:val="22"/>
+                <w:szCs w:val="18"/>
+              </w:rPr>
+              <w:t xml:space="preserve">•</w:t>
+            </w:r>
+            <w:r>
+              <w:rPr>
+                <w:rFonts w:ascii="Avenir Next" w:hAnsi="Avenir Next" w:cs="Avenir Next" w:eastAsia="Avenir Next"/>
+                <w:color w:val="1A1A1A"/>
                 <w:sz w:val="18"/>
                 <w:szCs w:val="18"/>
               </w:rPr>
-              <w:t xml:space="preserve">•</w:t>
-            </w:r>
-            <w:r>
-              <w:rPr>
-                <w:rFonts w:ascii="Avenir Next" w:hAnsi="Avenir Next" w:cs="Avenir Next" w:eastAsia="Avenir Next"/>
-                <w:color w:val="1A1A1A"/>
-                <w:sz w:val="18"/>
+              <w:tab/>
+            </w:r>
+            <w:r>
+              <w:rPr>
+                <w:rFonts w:ascii="Avenir Next" w:hAnsi="Avenir Next" w:cs="Avenir Next" w:eastAsia="Avenir Next"/>
+                <w:color w:val="1A1A1A"/>
+                <w:sz w:val="22"/>
                 <w:szCs w:val="18"/>
               </w:rPr>
-              <w:tab/>
-            </w:r>
-            <w:r>
-              <w:rPr>
-                <w:rFonts w:ascii="Avenir Next" w:hAnsi="Avenir Next" w:cs="Avenir Next" w:eastAsia="Avenir Next"/>
-                <w:color w:val="1A1A1A"/>
-                <w:sz w:val="18"/>
+              <w:t xml:space="preserve">The </w:t>
+            </w:r>
+            <w:r>
+              <w:rPr>
+                <w:rFonts w:ascii="Avenir Next" w:hAnsi="Avenir Next" w:cs="Avenir Next" w:eastAsia="Avenir Next"/>
+                <w:b/>
+                <w:color w:val="1A1A1A"/>
+                <w:sz w:val="22"/>
                 <w:szCs w:val="18"/>
               </w:rPr>
-              <w:t xml:space="preserve">The </w:t>
+              <w:t xml:space="preserve">base</w:t>
+            </w:r>
+            <w:r>
+              <w:rPr>
+                <w:rFonts w:ascii="Avenir Next" w:hAnsi="Avenir Next" w:cs="Avenir Next" w:eastAsia="Avenir Next"/>
+                <w:color w:val="1A1A1A"/>
+                <w:sz w:val="22"/>
+                <w:szCs w:val="18"/>
+              </w:rPr>
+              <w:t xml:space="preserve"> is the repeated factor. The </w:t>
             </w:r>
             <w:r>
               <w:rPr>
                 <w:rFonts w:ascii="Avenir Next" w:hAnsi="Avenir Next" w:cs="Avenir Next" w:eastAsia="Avenir Next"/>
                 <w:b/>
                 <w:color w:val="1A1A1A"/>
-                <w:sz w:val="18"/>
+                <w:sz w:val="22"/>
                 <w:szCs w:val="18"/>
               </w:rPr>
-              <w:t xml:space="preserve">base</w:t>
-            </w:r>
-            <w:r>
-              <w:rPr>
-                <w:rFonts w:ascii="Avenir Next" w:hAnsi="Avenir Next" w:cs="Avenir Next" w:eastAsia="Avenir Next"/>
-                <w:color w:val="1A1A1A"/>
-                <w:sz w:val="18"/>
-                <w:szCs w:val="18"/>
-              </w:rPr>
-              <w:t xml:space="preserve"> is the repeated factor. The </w:t>
-            </w:r>
-            <w:r>
-              <w:rPr>
-                <w:rFonts w:ascii="Avenir Next" w:hAnsi="Avenir Next" w:cs="Avenir Next" w:eastAsia="Avenir Next"/>
-                <w:b/>
-                <w:color w:val="1A1A1A"/>
-                <w:sz w:val="18"/>
-                <w:szCs w:val="18"/>
-              </w:rPr>
               <w:t xml:space="preserve">exponent</w:t>
             </w:r>
             <w:r>
               <w:rPr>
                 <w:rFonts w:ascii="Avenir Next" w:hAnsi="Avenir Next" w:cs="Avenir Next" w:eastAsia="Avenir Next"/>
                 <w:color w:val="1A1A1A"/>
-                <w:sz w:val="18"/>
+                <w:sz w:val="22"/>
                 <w:szCs w:val="18"/>
               </w:rPr>
               <w:t xml:space="preserve"> tells how many times it is a factor.</w:t>
@@ -335,34 +337,34 @@
                 <w:rFonts w:ascii="Avenir Next" w:hAnsi="Avenir Next" w:cs="Avenir Next" w:eastAsia="Avenir Next"/>
                 <w:b/>
                 <w:color w:val="003A70"/>
+                <w:sz w:val="22"/>
+                <w:szCs w:val="18"/>
+              </w:rPr>
+              <w:t xml:space="preserve">•</w:t>
+            </w:r>
+            <w:r>
+              <w:rPr>
+                <w:rFonts w:ascii="Avenir Next" w:hAnsi="Avenir Next" w:cs="Avenir Next" w:eastAsia="Avenir Next"/>
+                <w:color w:val="1A1A1A"/>
                 <w:sz w:val="18"/>
                 <w:szCs w:val="18"/>
               </w:rPr>
-              <w:t xml:space="preserve">•</w:t>
-            </w:r>
-            <w:r>
-              <w:rPr>
-                <w:rFonts w:ascii="Avenir Next" w:hAnsi="Avenir Next" w:cs="Avenir Next" w:eastAsia="Avenir Next"/>
-                <w:color w:val="1A1A1A"/>
-                <w:sz w:val="18"/>
+              <w:tab/>
+            </w:r>
+            <w:r>
+              <w:rPr>
+                <w:rFonts w:ascii="Avenir Next" w:hAnsi="Avenir Next" w:cs="Avenir Next" w:eastAsia="Avenir Next"/>
+                <w:color w:val="1A1A1A"/>
+                <w:sz w:val="22"/>
                 <w:szCs w:val="18"/>
               </w:rPr>
-              <w:tab/>
-            </w:r>
-            <w:r>
-              <w:rPr>
-                <w:rFonts w:ascii="Avenir Next" w:hAnsi="Avenir Next" w:cs="Avenir Next" w:eastAsia="Avenir Next"/>
-                <w:color w:val="1A1A1A"/>
-                <w:sz w:val="18"/>
-                <w:szCs w:val="18"/>
-              </w:rPr>
               <w:t xml:space="preserve">Read 5</w:t>
             </w:r>
             <w:r>
               <w:rPr>
                 <w:rFonts w:ascii="Avenir Next" w:hAnsi="Avenir Next" w:cs="Avenir Next" w:eastAsia="Avenir Next"/>
                 <w:color w:val="1A1A1A"/>
-                <w:sz w:val="18"/>
+                <w:sz w:val="22"/>
                 <w:szCs w:val="18"/>
                 <w:vertAlign w:val="superscript"/>
               </w:rPr>
@@ -372,7 +374,7 @@
               <w:rPr>
                 <w:rFonts w:ascii="Avenir Next" w:hAnsi="Avenir Next" w:cs="Avenir Next" w:eastAsia="Avenir Next"/>
                 <w:color w:val="1A1A1A"/>
-                <w:sz w:val="18"/>
+                <w:sz w:val="22"/>
                 <w:szCs w:val="18"/>
               </w:rPr>
               <w:t xml:space="preserve"> as “5 to the third power” or “5 cubed.” Read 5</w:t>
@@ -381,7 +383,7 @@
               <w:rPr>
                 <w:rFonts w:ascii="Avenir Next" w:hAnsi="Avenir Next" w:cs="Avenir Next" w:eastAsia="Avenir Next"/>
                 <w:color w:val="1A1A1A"/>
-                <w:sz w:val="18"/>
+                <w:sz w:val="22"/>
                 <w:szCs w:val="18"/>
                 <w:vertAlign w:val="superscript"/>
               </w:rPr>
@@ -391,7 +393,7 @@
               <w:rPr>
                 <w:rFonts w:ascii="Avenir Next" w:hAnsi="Avenir Next" w:cs="Avenir Next" w:eastAsia="Avenir Next"/>
                 <w:color w:val="1A1A1A"/>
-                <w:sz w:val="18"/>
+                <w:sz w:val="22"/>
                 <w:szCs w:val="18"/>
               </w:rPr>
               <w:t xml:space="preserve"> as “5 squared.”</w:t>
@@ -406,6 +408,7 @@
           </w:tcPr>
           <w:p>
             <w:pPr>
+              <w:pStyle w:val="Heading2"/>
               <w:spacing w:before="0" w:after="40" w:line="264" w:lineRule="auto"/>
             </w:pPr>
             <w:r>
@@ -428,7 +431,7 @@
               <w:rPr>
                 <w:rFonts w:ascii="Avenir Next" w:hAnsi="Avenir Next" w:cs="Avenir Next" w:eastAsia="Avenir Next"/>
                 <w:color w:val="1A1A1A"/>
-                <w:sz w:val="17"/>
+                <w:sz w:val="22"/>
                 <w:szCs w:val="17"/>
               </w:rPr>
               <w:t xml:space="preserve">Write 6 × 6 × 6 × 6 × 6 as a power. Name the base and the exponent.</w:t>
@@ -447,25 +450,25 @@
                 <w:rFonts w:ascii="Avenir Next" w:hAnsi="Avenir Next" w:cs="Avenir Next" w:eastAsia="Avenir Next"/>
                 <w:b/>
                 <w:color w:val="003A70"/>
+                <w:sz w:val="22"/>
+                <w:szCs w:val="17"/>
+              </w:rPr>
+              <w:t xml:space="preserve">Step 1</w:t>
+            </w:r>
+            <w:r>
+              <w:rPr>
+                <w:rFonts w:ascii="Avenir Next" w:hAnsi="Avenir Next" w:cs="Avenir Next" w:eastAsia="Avenir Next"/>
+                <w:color w:val="1A1A1A"/>
                 <w:sz w:val="17"/>
                 <w:szCs w:val="17"/>
               </w:rPr>
-              <w:t xml:space="preserve">Step 1</w:t>
-            </w:r>
-            <w:r>
-              <w:rPr>
-                <w:rFonts w:ascii="Avenir Next" w:hAnsi="Avenir Next" w:cs="Avenir Next" w:eastAsia="Avenir Next"/>
-                <w:color w:val="1A1A1A"/>
-                <w:sz w:val="17"/>
-                <w:szCs w:val="17"/>
-              </w:rPr>
               <w:tab/>
             </w:r>
             <w:r>
               <w:rPr>
                 <w:rFonts w:ascii="Avenir Next" w:hAnsi="Avenir Next" w:cs="Avenir Next" w:eastAsia="Avenir Next"/>
                 <w:color w:val="1A1A1A"/>
-                <w:sz w:val="17"/>
+                <w:sz w:val="22"/>
                 <w:szCs w:val="17"/>
               </w:rPr>
               <w:t xml:space="preserve">The repeated factor is 6. It is the base.</w:t>
@@ -484,25 +487,25 @@
                 <w:rFonts w:ascii="Avenir Next" w:hAnsi="Avenir Next" w:cs="Avenir Next" w:eastAsia="Avenir Next"/>
                 <w:b/>
                 <w:color w:val="003A70"/>
+                <w:sz w:val="22"/>
+                <w:szCs w:val="17"/>
+              </w:rPr>
+              <w:t xml:space="preserve">Step 2</w:t>
+            </w:r>
+            <w:r>
+              <w:rPr>
+                <w:rFonts w:ascii="Avenir Next" w:hAnsi="Avenir Next" w:cs="Avenir Next" w:eastAsia="Avenir Next"/>
+                <w:color w:val="1A1A1A"/>
                 <w:sz w:val="17"/>
                 <w:szCs w:val="17"/>
               </w:rPr>
-              <w:t xml:space="preserve">Step 2</w:t>
-            </w:r>
-            <w:r>
-              <w:rPr>
-                <w:rFonts w:ascii="Avenir Next" w:hAnsi="Avenir Next" w:cs="Avenir Next" w:eastAsia="Avenir Next"/>
-                <w:color w:val="1A1A1A"/>
-                <w:sz w:val="17"/>
-                <w:szCs w:val="17"/>
-              </w:rPr>
               <w:tab/>
             </w:r>
             <w:r>
               <w:rPr>
                 <w:rFonts w:ascii="Avenir Next" w:hAnsi="Avenir Next" w:cs="Avenir Next" w:eastAsia="Avenir Next"/>
                 <w:color w:val="1A1A1A"/>
-                <w:sz w:val="17"/>
+                <w:sz w:val="22"/>
                 <w:szCs w:val="17"/>
               </w:rPr>
               <w:t xml:space="preserve">Count the factors: there are 5. That is the exponent.</w:t>
@@ -521,34 +524,34 @@
                 <w:rFonts w:ascii="Avenir Next" w:hAnsi="Avenir Next" w:cs="Avenir Next" w:eastAsia="Avenir Next"/>
                 <w:b/>
                 <w:color w:val="003A70"/>
+                <w:sz w:val="22"/>
+                <w:szCs w:val="17"/>
+              </w:rPr>
+              <w:t xml:space="preserve">Step 3</w:t>
+            </w:r>
+            <w:r>
+              <w:rPr>
+                <w:rFonts w:ascii="Avenir Next" w:hAnsi="Avenir Next" w:cs="Avenir Next" w:eastAsia="Avenir Next"/>
+                <w:color w:val="1A1A1A"/>
                 <w:sz w:val="17"/>
                 <w:szCs w:val="17"/>
               </w:rPr>
-              <w:t xml:space="preserve">Step 3</w:t>
-            </w:r>
-            <w:r>
-              <w:rPr>
-                <w:rFonts w:ascii="Avenir Next" w:hAnsi="Avenir Next" w:cs="Avenir Next" w:eastAsia="Avenir Next"/>
-                <w:color w:val="1A1A1A"/>
-                <w:sz w:val="17"/>
+              <w:tab/>
+            </w:r>
+            <w:r>
+              <w:rPr>
+                <w:rFonts w:ascii="Avenir Next" w:hAnsi="Avenir Next" w:cs="Avenir Next" w:eastAsia="Avenir Next"/>
+                <w:color w:val="1A1A1A"/>
+                <w:sz w:val="22"/>
                 <w:szCs w:val="17"/>
               </w:rPr>
-              <w:tab/>
-            </w:r>
-            <w:r>
-              <w:rPr>
-                <w:rFonts w:ascii="Avenir Next" w:hAnsi="Avenir Next" w:cs="Avenir Next" w:eastAsia="Avenir Next"/>
-                <w:color w:val="1A1A1A"/>
-                <w:sz w:val="17"/>
-                <w:szCs w:val="17"/>
-              </w:rPr>
               <w:t xml:space="preserve">Write the base with a raised exponent: 6</w:t>
             </w:r>
             <w:r>
               <w:rPr>
                 <w:rFonts w:ascii="Avenir Next" w:hAnsi="Avenir Next" w:cs="Avenir Next" w:eastAsia="Avenir Next"/>
                 <w:color w:val="1A1A1A"/>
-                <w:sz w:val="17"/>
+                <w:sz w:val="22"/>
                 <w:szCs w:val="17"/>
                 <w:vertAlign w:val="superscript"/>
               </w:rPr>
@@ -568,36 +571,36 @@
                 <w:rFonts w:ascii="Avenir Next" w:hAnsi="Avenir Next" w:cs="Avenir Next" w:eastAsia="Avenir Next"/>
                 <w:b/>
                 <w:color w:val="1A1A1A"/>
+                <w:sz w:val="22"/>
+                <w:szCs w:val="17"/>
+              </w:rPr>
+              <w:t xml:space="preserve">Answer</w:t>
+            </w:r>
+            <w:r>
+              <w:rPr>
+                <w:rFonts w:ascii="Avenir Next" w:hAnsi="Avenir Next" w:cs="Avenir Next" w:eastAsia="Avenir Next"/>
+                <w:color w:val="1A1A1A"/>
                 <w:sz w:val="17"/>
                 <w:szCs w:val="17"/>
               </w:rPr>
-              <w:t xml:space="preserve">Answer</w:t>
-            </w:r>
-            <w:r>
-              <w:rPr>
-                <w:rFonts w:ascii="Avenir Next" w:hAnsi="Avenir Next" w:cs="Avenir Next" w:eastAsia="Avenir Next"/>
-                <w:color w:val="1A1A1A"/>
-                <w:sz w:val="17"/>
+              <w:tab/>
+            </w:r>
+            <w:r>
+              <w:rPr>
+                <w:rFonts w:ascii="Avenir Next" w:hAnsi="Avenir Next" w:cs="Avenir Next" w:eastAsia="Avenir Next"/>
+                <w:b/>
+                <w:color w:val="1A1A1A"/>
+                <w:sz w:val="22"/>
                 <w:szCs w:val="17"/>
               </w:rPr>
-              <w:tab/>
+              <w:t xml:space="preserve">6</w:t>
             </w:r>
             <w:r>
               <w:rPr>
                 <w:rFonts w:ascii="Avenir Next" w:hAnsi="Avenir Next" w:cs="Avenir Next" w:eastAsia="Avenir Next"/>
                 <w:b/>
                 <w:color w:val="1A1A1A"/>
-                <w:sz w:val="17"/>
-                <w:szCs w:val="17"/>
-              </w:rPr>
-              <w:t xml:space="preserve">6</w:t>
-            </w:r>
-            <w:r>
-              <w:rPr>
-                <w:rFonts w:ascii="Avenir Next" w:hAnsi="Avenir Next" w:cs="Avenir Next" w:eastAsia="Avenir Next"/>
-                <w:b/>
-                <w:color w:val="1A1A1A"/>
-                <w:sz w:val="17"/>
+                <w:sz w:val="22"/>
                 <w:szCs w:val="17"/>
                 <w:vertAlign w:val="superscript"/>
               </w:rPr>
@@ -608,7 +611,7 @@
                 <w:rFonts w:ascii="Avenir Next" w:hAnsi="Avenir Next" w:cs="Avenir Next" w:eastAsia="Avenir Next"/>
                 <w:b/>
                 <w:color w:val="1A1A1A"/>
-                <w:sz w:val="17"/>
+                <w:sz w:val="22"/>
                 <w:szCs w:val="17"/>
               </w:rPr>
               <w:t xml:space="preserve">; base 6, exponent 5</w:t>
@@ -658,6 +661,7 @@
           </w:tcPr>
           <w:p>
             <w:pPr>
+              <w:pStyle w:val="Heading2"/>
               <w:spacing w:before="0" w:after="40" w:line="264" w:lineRule="auto"/>
             </w:pPr>
             <w:r>
@@ -681,7 +685,7 @@
                 <w:rFonts w:ascii="Avenir Next" w:hAnsi="Avenir Next" w:cs="Avenir Next" w:eastAsia="Avenir Next"/>
                 <w:b/>
                 <w:color w:val="1A1A1A"/>
-                <w:sz w:val="21"/>
+                <w:sz w:val="22"/>
                 <w:szCs w:val="21"/>
               </w:rPr>
               <w:t xml:space="preserve">power</w:t>
@@ -690,7 +694,7 @@
               <w:rPr>
                 <w:rFonts w:ascii="Avenir Next" w:hAnsi="Avenir Next" w:cs="Avenir Next" w:eastAsia="Avenir Next"/>
                 <w:color w:val="5A5F66"/>
-                <w:sz w:val="21"/>
+                <w:sz w:val="22"/>
                 <w:szCs w:val="21"/>
               </w:rPr>
               <w:t xml:space="preserve"> — </w:t>
@@ -699,7 +703,7 @@
               <w:rPr>
                 <w:rFonts w:ascii="Avenir Next" w:hAnsi="Avenir Next" w:cs="Avenir Next" w:eastAsia="Avenir Next"/>
                 <w:color w:val="1A1A1A"/>
-                <w:sz w:val="21"/>
+                <w:sz w:val="22"/>
                 <w:szCs w:val="21"/>
               </w:rPr>
               <w:t xml:space="preserve">a short way to write a repeated factor, like 4</w:t>
@@ -708,7 +712,7 @@
               <w:rPr>
                 <w:rFonts w:ascii="Avenir Next" w:hAnsi="Avenir Next" w:cs="Avenir Next" w:eastAsia="Avenir Next"/>
                 <w:color w:val="1A1A1A"/>
-                <w:sz w:val="21"/>
+                <w:sz w:val="22"/>
                 <w:szCs w:val="21"/>
                 <w:vertAlign w:val="superscript"/>
               </w:rPr>
@@ -724,7 +728,7 @@
                 <w:rFonts w:ascii="Avenir Next" w:hAnsi="Avenir Next" w:cs="Avenir Next" w:eastAsia="Avenir Next"/>
                 <w:b/>
                 <w:color w:val="1A1A1A"/>
-                <w:sz w:val="21"/>
+                <w:sz w:val="22"/>
                 <w:szCs w:val="21"/>
               </w:rPr>
               <w:t xml:space="preserve">base</w:t>
@@ -733,7 +737,7 @@
               <w:rPr>
                 <w:rFonts w:ascii="Avenir Next" w:hAnsi="Avenir Next" w:cs="Avenir Next" w:eastAsia="Avenir Next"/>
                 <w:color w:val="5A5F66"/>
-                <w:sz w:val="21"/>
+                <w:sz w:val="22"/>
                 <w:szCs w:val="21"/>
               </w:rPr>
               <w:t xml:space="preserve"> — </w:t>
@@ -742,7 +746,7 @@
               <w:rPr>
                 <w:rFonts w:ascii="Avenir Next" w:hAnsi="Avenir Next" w:cs="Avenir Next" w:eastAsia="Avenir Next"/>
                 <w:color w:val="1A1A1A"/>
-                <w:sz w:val="21"/>
+                <w:sz w:val="22"/>
                 <w:szCs w:val="21"/>
               </w:rPr>
               <w:t xml:space="preserve">the number that repeats</w:t>
@@ -768,7 +772,7 @@
                 <w:rFonts w:ascii="Avenir Next" w:hAnsi="Avenir Next" w:cs="Avenir Next" w:eastAsia="Avenir Next"/>
                 <w:b/>
                 <w:color w:val="1A1A1A"/>
-                <w:sz w:val="21"/>
+                <w:sz w:val="22"/>
                 <w:szCs w:val="21"/>
               </w:rPr>
               <w:t xml:space="preserve">exponent</w:t>
@@ -777,7 +781,7 @@
               <w:rPr>
                 <w:rFonts w:ascii="Avenir Next" w:hAnsi="Avenir Next" w:cs="Avenir Next" w:eastAsia="Avenir Next"/>
                 <w:color w:val="5A5F66"/>
-                <w:sz w:val="21"/>
+                <w:sz w:val="22"/>
                 <w:szCs w:val="21"/>
               </w:rPr>
               <w:t xml:space="preserve"> — </w:t>
@@ -786,7 +790,7 @@
               <w:rPr>
                 <w:rFonts w:ascii="Avenir Next" w:hAnsi="Avenir Next" w:cs="Avenir Next" w:eastAsia="Avenir Next"/>
                 <w:color w:val="1A1A1A"/>
-                <w:sz w:val="21"/>
+                <w:sz w:val="22"/>
                 <w:szCs w:val="21"/>
               </w:rPr>
               <w:t xml:space="preserve">the small raised number: how many times the base repeats</w:t>
@@ -797,6 +801,7 @@
     </w:tbl>
     <w:p>
       <w:pPr>
+        <w:pStyle w:val="Heading2"/>
         <w:keepNext/>
         <w:pBdr>
           <w:bottom w:val="single" w:sz="8" w:space="3" w:color="003A70"/>
@@ -812,7 +817,7 @@
           <w:b/>
           <w:color w:val="003A70"/>
           <w:spacing w:val="14"/>
-          <w:sz w:val="21"/>
+          <w:sz w:val="22"/>
           <w:szCs w:val="21"/>
         </w:rPr>
         <w:t xml:space="preserve">PRACTICE</w:t>
@@ -831,7 +836,7 @@
           <w:rFonts w:ascii="Avenir Next" w:hAnsi="Avenir Next" w:cs="Avenir Next" w:eastAsia="Avenir Next"/>
           <w:i/>
           <w:color w:val="5A5F66"/>
-          <w:sz w:val="17"/>
+          <w:sz w:val="22"/>
           <w:szCs w:val="17"/>
         </w:rPr>
         <w:t xml:space="preserve">show your work · label units</w:t>
@@ -1563,25 +1568,25 @@
                 <w:rFonts w:ascii="Avenir Next" w:hAnsi="Avenir Next" w:cs="Avenir Next" w:eastAsia="Avenir Next"/>
                 <w:b/>
                 <w:color w:val="003A70"/>
+                <w:sz w:val="22"/>
+                <w:szCs w:val="18"/>
+              </w:rPr>
+              <w:t xml:space="preserve">Step 1</w:t>
+            </w:r>
+            <w:r>
+              <w:rPr>
+                <w:rFonts w:ascii="Avenir Next" w:hAnsi="Avenir Next" w:cs="Avenir Next" w:eastAsia="Avenir Next"/>
+                <w:color w:val="1A1A1A"/>
                 <w:sz w:val="18"/>
                 <w:szCs w:val="18"/>
               </w:rPr>
-              <w:t xml:space="preserve">Step 1</w:t>
-            </w:r>
-            <w:r>
-              <w:rPr>
-                <w:rFonts w:ascii="Avenir Next" w:hAnsi="Avenir Next" w:cs="Avenir Next" w:eastAsia="Avenir Next"/>
-                <w:color w:val="1A1A1A"/>
-                <w:sz w:val="18"/>
-                <w:szCs w:val="18"/>
-              </w:rPr>
               <w:tab/>
             </w:r>
             <w:r>
               <w:rPr>
                 <w:rFonts w:ascii="Avenir Next" w:hAnsi="Avenir Next" w:cs="Avenir Next" w:eastAsia="Avenir Next"/>
                 <w:color w:val="1A1A1A"/>
-                <w:sz w:val="21"/>
+                <w:sz w:val="22"/>
                 <w:szCs w:val="21"/>
               </w:rPr>
               <w:t xml:space="preserve">Base = the repeated number.</w:t>
@@ -1601,25 +1606,25 @@
                 <w:rFonts w:ascii="Avenir Next" w:hAnsi="Avenir Next" w:cs="Avenir Next" w:eastAsia="Avenir Next"/>
                 <w:b/>
                 <w:color w:val="003A70"/>
+                <w:sz w:val="22"/>
+                <w:szCs w:val="18"/>
+              </w:rPr>
+              <w:t xml:space="preserve">Step 2</w:t>
+            </w:r>
+            <w:r>
+              <w:rPr>
+                <w:rFonts w:ascii="Avenir Next" w:hAnsi="Avenir Next" w:cs="Avenir Next" w:eastAsia="Avenir Next"/>
+                <w:color w:val="1A1A1A"/>
                 <w:sz w:val="18"/>
                 <w:szCs w:val="18"/>
               </w:rPr>
-              <w:t xml:space="preserve">Step 2</w:t>
-            </w:r>
-            <w:r>
-              <w:rPr>
-                <w:rFonts w:ascii="Avenir Next" w:hAnsi="Avenir Next" w:cs="Avenir Next" w:eastAsia="Avenir Next"/>
-                <w:color w:val="1A1A1A"/>
-                <w:sz w:val="18"/>
-                <w:szCs w:val="18"/>
-              </w:rPr>
               <w:tab/>
             </w:r>
             <w:r>
               <w:rPr>
                 <w:rFonts w:ascii="Avenir Next" w:hAnsi="Avenir Next" w:cs="Avenir Next" w:eastAsia="Avenir Next"/>
                 <w:color w:val="1A1A1A"/>
-                <w:sz w:val="21"/>
+                <w:sz w:val="22"/>
                 <w:szCs w:val="21"/>
               </w:rPr>
               <w:t xml:space="preserve">Exponent = how many times it is a factor.</w:t>
@@ -1674,7 +1679,7 @@
                       <w:rFonts w:ascii="Avenir Next" w:hAnsi="Avenir Next" w:cs="Avenir Next" w:eastAsia="Avenir Next"/>
                       <w:b/>
                       <w:color w:val="1A1A1A"/>
-                      <w:sz w:val="21"/>
+                      <w:sz w:val="22"/>
                       <w:szCs w:val="21"/>
                     </w:rPr>
                     <w:t xml:space="preserve">Power</w:t>
@@ -1697,7 +1702,7 @@
                       <w:rFonts w:ascii="Avenir Next" w:hAnsi="Avenir Next" w:cs="Avenir Next" w:eastAsia="Avenir Next"/>
                       <w:b/>
                       <w:color w:val="1A1A1A"/>
-                      <w:sz w:val="21"/>
+                      <w:sz w:val="22"/>
                       <w:szCs w:val="21"/>
                     </w:rPr>
                     <w:t xml:space="preserve">Base</w:t>
@@ -1720,7 +1725,7 @@
                       <w:rFonts w:ascii="Avenir Next" w:hAnsi="Avenir Next" w:cs="Avenir Next" w:eastAsia="Avenir Next"/>
                       <w:b/>
                       <w:color w:val="1A1A1A"/>
-                      <w:sz w:val="21"/>
+                      <w:sz w:val="22"/>
                       <w:szCs w:val="21"/>
                     </w:rPr>
                     <w:t xml:space="preserve">Exponent</w:t>
@@ -1743,7 +1748,7 @@
                       <w:rFonts w:ascii="Avenir Next" w:hAnsi="Avenir Next" w:cs="Avenir Next" w:eastAsia="Avenir Next"/>
                       <w:b/>
                       <w:color w:val="1A1A1A"/>
-                      <w:sz w:val="21"/>
+                      <w:sz w:val="22"/>
                       <w:szCs w:val="21"/>
                     </w:rPr>
                     <w:t xml:space="preserve">Expanded form</w:t>
@@ -1772,7 +1777,7 @@
                       <w:rFonts w:ascii="Avenir Next" w:hAnsi="Avenir Next" w:cs="Avenir Next" w:eastAsia="Avenir Next"/>
                       <w:b/>
                       <w:color w:val="1A1A1A"/>
-                      <w:sz w:val="21"/>
+                      <w:sz w:val="22"/>
                       <w:szCs w:val="21"/>
                     </w:rPr>
                     <w:t xml:space="preserve">8</w:t>
@@ -1782,7 +1787,7 @@
                       <w:rFonts w:ascii="Avenir Next" w:hAnsi="Avenir Next" w:cs="Avenir Next" w:eastAsia="Avenir Next"/>
                       <w:b/>
                       <w:color w:val="1A1A1A"/>
-                      <w:sz w:val="21"/>
+                      <w:sz w:val="22"/>
                       <w:szCs w:val="21"/>
                       <w:vertAlign w:val="superscript"/>
                     </w:rPr>
@@ -1854,7 +1859,7 @@
                     <w:rPr>
                       <w:rFonts w:ascii="Avenir Next" w:hAnsi="Avenir Next" w:cs="Avenir Next" w:eastAsia="Avenir Next"/>
                       <w:color w:val="1A1A1A"/>
-                      <w:sz w:val="21"/>
+                      <w:sz w:val="22"/>
                       <w:szCs w:val="21"/>
                     </w:rPr>
                     <w:t xml:space="preserve">7</w:t>
@@ -1875,7 +1880,7 @@
                     <w:rPr>
                       <w:rFonts w:ascii="Avenir Next" w:hAnsi="Avenir Next" w:cs="Avenir Next" w:eastAsia="Avenir Next"/>
                       <w:color w:val="1A1A1A"/>
-                      <w:sz w:val="21"/>
+                      <w:sz w:val="22"/>
                       <w:szCs w:val="21"/>
                     </w:rPr>
                     <w:t xml:space="preserve">4</w:t>
@@ -1946,7 +1951,7 @@
                     <w:rPr>
                       <w:rFonts w:ascii="Avenir Next" w:hAnsi="Avenir Next" w:cs="Avenir Next" w:eastAsia="Avenir Next"/>
                       <w:color w:val="1A1A1A"/>
-                      <w:sz w:val="21"/>
+                      <w:sz w:val="22"/>
                       <w:szCs w:val="21"/>
                     </w:rPr>
                     <w:t xml:space="preserve">11 × 11</w:t>
@@ -2144,25 +2149,25 @@
                 <w:rFonts w:ascii="Avenir Next" w:hAnsi="Avenir Next" w:cs="Avenir Next" w:eastAsia="Avenir Next"/>
                 <w:b/>
                 <w:color w:val="003A70"/>
+                <w:sz w:val="22"/>
+                <w:szCs w:val="18"/>
+              </w:rPr>
+              <w:t xml:space="preserve">Step 1</w:t>
+            </w:r>
+            <w:r>
+              <w:rPr>
+                <w:rFonts w:ascii="Avenir Next" w:hAnsi="Avenir Next" w:cs="Avenir Next" w:eastAsia="Avenir Next"/>
+                <w:color w:val="1A1A1A"/>
                 <w:sz w:val="18"/>
                 <w:szCs w:val="18"/>
               </w:rPr>
-              <w:t xml:space="preserve">Step 1</w:t>
-            </w:r>
-            <w:r>
-              <w:rPr>
-                <w:rFonts w:ascii="Avenir Next" w:hAnsi="Avenir Next" w:cs="Avenir Next" w:eastAsia="Avenir Next"/>
-                <w:color w:val="1A1A1A"/>
-                <w:sz w:val="18"/>
-                <w:szCs w:val="18"/>
-              </w:rPr>
               <w:tab/>
             </w:r>
             <w:r>
               <w:rPr>
                 <w:rFonts w:ascii="Avenir Next" w:hAnsi="Avenir Next" w:cs="Avenir Next" w:eastAsia="Avenir Next"/>
                 <w:color w:val="1A1A1A"/>
-                <w:sz w:val="21"/>
+                <w:sz w:val="22"/>
                 <w:szCs w:val="21"/>
               </w:rPr>
               <w:t xml:space="preserve">The repeated factor is the base.</w:t>
@@ -2182,25 +2187,25 @@
                 <w:rFonts w:ascii="Avenir Next" w:hAnsi="Avenir Next" w:cs="Avenir Next" w:eastAsia="Avenir Next"/>
                 <w:b/>
                 <w:color w:val="003A70"/>
+                <w:sz w:val="22"/>
+                <w:szCs w:val="18"/>
+              </w:rPr>
+              <w:t xml:space="preserve">Step 2</w:t>
+            </w:r>
+            <w:r>
+              <w:rPr>
+                <w:rFonts w:ascii="Avenir Next" w:hAnsi="Avenir Next" w:cs="Avenir Next" w:eastAsia="Avenir Next"/>
+                <w:color w:val="1A1A1A"/>
                 <w:sz w:val="18"/>
                 <w:szCs w:val="18"/>
               </w:rPr>
-              <w:t xml:space="preserve">Step 2</w:t>
-            </w:r>
-            <w:r>
-              <w:rPr>
-                <w:rFonts w:ascii="Avenir Next" w:hAnsi="Avenir Next" w:cs="Avenir Next" w:eastAsia="Avenir Next"/>
-                <w:color w:val="1A1A1A"/>
-                <w:sz w:val="18"/>
-                <w:szCs w:val="18"/>
-              </w:rPr>
               <w:tab/>
             </w:r>
             <w:r>
               <w:rPr>
                 <w:rFonts w:ascii="Avenir Next" w:hAnsi="Avenir Next" w:cs="Avenir Next" w:eastAsia="Avenir Next"/>
                 <w:color w:val="1A1A1A"/>
-                <w:sz w:val="21"/>
+                <w:sz w:val="22"/>
                 <w:szCs w:val="21"/>
               </w:rPr>
               <w:t xml:space="preserve">Count the 3s for the exponent.</w:t>
@@ -2219,7 +2224,7 @@
                 <w:rFonts w:ascii="Avenir Next" w:hAnsi="Avenir Next" w:cs="Avenir Next" w:eastAsia="Avenir Next"/>
                 <w:b/>
                 <w:color w:val="1A1A1A"/>
-                <w:sz w:val="18"/>
+                <w:sz w:val="22"/>
                 <w:szCs w:val="18"/>
               </w:rPr>
               <w:t xml:space="preserve">Power</w:t>
@@ -2358,7 +2363,7 @@
                 <w:rFonts w:ascii="Avenir Next" w:hAnsi="Avenir Next" w:cs="Avenir Next" w:eastAsia="Avenir Next"/>
                 <w:b/>
                 <w:color w:val="003A70"/>
-                <w:sz w:val="17"/>
+                <w:sz w:val="22"/>
                 <w:szCs w:val="17"/>
               </w:rPr>
               <w:t xml:space="preserve">Frame  </w:t>
@@ -2368,7 +2373,7 @@
                 <w:rFonts w:ascii="Avenir Next" w:hAnsi="Avenir Next" w:cs="Avenir Next" w:eastAsia="Avenir Next"/>
                 <w:i/>
                 <w:color w:val="1A1A1A"/>
-                <w:sz w:val="18"/>
+                <w:sz w:val="22"/>
                 <w:szCs w:val="18"/>
               </w:rPr>
               <w:t xml:space="preserve">Rafael switched the </w:t>
@@ -2388,7 +2393,7 @@
                 <w:rFonts w:ascii="Avenir Next" w:hAnsi="Avenir Next" w:cs="Avenir Next" w:eastAsia="Avenir Next"/>
                 <w:i/>
                 <w:color w:val="1A1A1A"/>
-                <w:sz w:val="18"/>
+                <w:sz w:val="22"/>
                 <w:szCs w:val="18"/>
               </w:rPr>
               <w:t xml:space="preserve"> and the </w:t>
@@ -2408,7 +2413,7 @@
                 <w:rFonts w:ascii="Avenir Next" w:hAnsi="Avenir Next" w:cs="Avenir Next" w:eastAsia="Avenir Next"/>
                 <w:i/>
                 <w:color w:val="1A1A1A"/>
-                <w:sz w:val="18"/>
+                <w:sz w:val="22"/>
                 <w:szCs w:val="18"/>
               </w:rPr>
               <w:t xml:space="preserve">. The correct power is </w:t>
@@ -2428,7 +2433,7 @@
                 <w:rFonts w:ascii="Avenir Next" w:hAnsi="Avenir Next" w:cs="Avenir Next" w:eastAsia="Avenir Next"/>
                 <w:i/>
                 <w:color w:val="1A1A1A"/>
-                <w:sz w:val="18"/>
+                <w:sz w:val="22"/>
                 <w:szCs w:val="18"/>
               </w:rPr>
               <w:t xml:space="preserve">.</w:t>
@@ -2577,6 +2582,7 @@
           </w:tcPr>
           <w:p>
             <w:pPr>
+              <w:pStyle w:val="Heading2"/>
               <w:spacing w:before="0" w:after="0" w:line="240" w:lineRule="auto"/>
             </w:pPr>
             <w:r>
@@ -2614,7 +2620,7 @@
               <w:rPr>
                 <w:rFonts w:ascii="Avenir Next" w:hAnsi="Avenir Next" w:cs="Avenir Next" w:eastAsia="Avenir Next"/>
                 <w:color w:val="1A1A1A"/>
-                <w:sz w:val="17"/>
+                <w:sz w:val="22"/>
                 <w:szCs w:val="17"/>
               </w:rPr>
               <w:t xml:space="preserve">  I can do this on my own</w:t>
@@ -2643,7 +2649,7 @@
               <w:rPr>
                 <w:rFonts w:ascii="Avenir Next" w:hAnsi="Avenir Next" w:cs="Avenir Next" w:eastAsia="Avenir Next"/>
                 <w:color w:val="1A1A1A"/>
-                <w:sz w:val="17"/>
+                <w:sz w:val="22"/>
                 <w:szCs w:val="17"/>
               </w:rPr>
               <w:t xml:space="preserve">  I need a little help</w:t>
@@ -2672,7 +2678,7 @@
               <w:rPr>
                 <w:rFonts w:ascii="Avenir Next" w:hAnsi="Avenir Next" w:cs="Avenir Next" w:eastAsia="Avenir Next"/>
                 <w:color w:val="1A1A1A"/>
-                <w:sz w:val="17"/>
+                <w:sz w:val="22"/>
                 <w:szCs w:val="17"/>
               </w:rPr>
               <w:t xml:space="preserve">  I have a question about #</w:t>
@@ -2710,7 +2716,7 @@
         <w:rPr>
           <w:rFonts w:ascii="Avenir Next" w:hAnsi="Avenir Next" w:cs="Avenir Next" w:eastAsia="Avenir Next"/>
           <w:color w:val="5A5F66"/>
-          <w:sz w:val="17"/>
+          <w:sz w:val="22"/>
           <w:szCs w:val="17"/>
         </w:rPr>
         <w:t xml:space="preserve">Explain to someone at home why 2</w:t>
@@ -2719,7 +2725,7 @@
         <w:rPr>
           <w:rFonts w:ascii="Avenir Next" w:hAnsi="Avenir Next" w:cs="Avenir Next" w:eastAsia="Avenir Next"/>
           <w:color w:val="5A5F66"/>
-          <w:sz w:val="17"/>
+          <w:sz w:val="22"/>
           <w:szCs w:val="17"/>
           <w:vertAlign w:val="superscript"/>
         </w:rPr>
@@ -2729,7 +2735,7 @@
         <w:rPr>
           <w:rFonts w:ascii="Avenir Next" w:hAnsi="Avenir Next" w:cs="Avenir Next" w:eastAsia="Avenir Next"/>
           <w:color w:val="5A5F66"/>
-          <w:sz w:val="17"/>
+          <w:sz w:val="22"/>
           <w:szCs w:val="17"/>
         </w:rPr>
         <w:t xml:space="preserve"> does not mean 2 × 4.</w:t>
@@ -2812,14 +2818,15 @@
           <w:caps/>
           <w:color w:val="003A70"/>
           <w:spacing w:val="12"/>
-          <w:sz w:val="21"/>
+          <w:sz w:val="22"/>
           <w:szCs w:val="21"/>
         </w:rPr>
-        <w:t xml:space="preserve">Lesson 6-3  ·  Homework Packet  ·  Level 1  ·  Sheet 2 of 2</w:t>
+        <w:t xml:space="preserve">Lesson 6-3  ·  Homework Packet  ·  Supported  ·  Session 2 · pages 3–4</w:t>
       </w:r>
     </w:p>
     <w:p>
       <w:pPr>
+        <w:pStyle w:val="Heading1"/>
         <w:keepNext/>
         <w:spacing w:before="0" w:after="10" w:line="240" w:lineRule="auto"/>
       </w:pPr>
@@ -2845,7 +2852,7 @@
         <w:rPr>
           <w:rFonts w:ascii="Avenir Next" w:hAnsi="Avenir Next" w:cs="Avenir Next" w:eastAsia="Avenir Next"/>
           <w:color w:val="5A5F66"/>
-          <w:sz w:val="17"/>
+          <w:sz w:val="22"/>
           <w:szCs w:val="17"/>
         </w:rPr>
         <w:t xml:space="preserve">Maryland Standard 6.EE.A.1   ·   Learning target — I can find the value of a power by multiplying the base the number of times the exponent shows.</w:t>
@@ -2892,6 +2899,7 @@
           </w:tcPr>
           <w:p>
             <w:pPr>
+              <w:pStyle w:val="Heading2"/>
               <w:spacing w:before="0" w:after="40" w:line="264" w:lineRule="auto"/>
             </w:pPr>
             <w:r>
@@ -2919,44 +2927,44 @@
                 <w:rFonts w:ascii="Avenir Next" w:hAnsi="Avenir Next" w:cs="Avenir Next" w:eastAsia="Avenir Next"/>
                 <w:b/>
                 <w:color w:val="003A70"/>
+                <w:sz w:val="22"/>
+                <w:szCs w:val="18"/>
+              </w:rPr>
+              <w:t xml:space="preserve">•</w:t>
+            </w:r>
+            <w:r>
+              <w:rPr>
+                <w:rFonts w:ascii="Avenir Next" w:hAnsi="Avenir Next" w:cs="Avenir Next" w:eastAsia="Avenir Next"/>
+                <w:color w:val="1A1A1A"/>
                 <w:sz w:val="18"/>
                 <w:szCs w:val="18"/>
               </w:rPr>
-              <w:t xml:space="preserve">•</w:t>
-            </w:r>
-            <w:r>
-              <w:rPr>
-                <w:rFonts w:ascii="Avenir Next" w:hAnsi="Avenir Next" w:cs="Avenir Next" w:eastAsia="Avenir Next"/>
-                <w:color w:val="1A1A1A"/>
-                <w:sz w:val="18"/>
+              <w:tab/>
+            </w:r>
+            <w:r>
+              <w:rPr>
+                <w:rFonts w:ascii="Avenir Next" w:hAnsi="Avenir Next" w:cs="Avenir Next" w:eastAsia="Avenir Next"/>
+                <w:color w:val="1A1A1A"/>
+                <w:sz w:val="22"/>
                 <w:szCs w:val="18"/>
               </w:rPr>
-              <w:tab/>
-            </w:r>
-            <w:r>
-              <w:rPr>
-                <w:rFonts w:ascii="Avenir Next" w:hAnsi="Avenir Next" w:cs="Avenir Next" w:eastAsia="Avenir Next"/>
-                <w:color w:val="1A1A1A"/>
-                <w:sz w:val="18"/>
+              <w:t xml:space="preserve">Write the </w:t>
+            </w:r>
+            <w:r>
+              <w:rPr>
+                <w:rFonts w:ascii="Avenir Next" w:hAnsi="Avenir Next" w:cs="Avenir Next" w:eastAsia="Avenir Next"/>
+                <w:b/>
+                <w:color w:val="1A1A1A"/>
+                <w:sz w:val="22"/>
                 <w:szCs w:val="18"/>
               </w:rPr>
-              <w:t xml:space="preserve">Write the </w:t>
-            </w:r>
-            <w:r>
-              <w:rPr>
-                <w:rFonts w:ascii="Avenir Next" w:hAnsi="Avenir Next" w:cs="Avenir Next" w:eastAsia="Avenir Next"/>
-                <w:b/>
-                <w:color w:val="1A1A1A"/>
-                <w:sz w:val="18"/>
-                <w:szCs w:val="18"/>
-              </w:rPr>
               <w:t xml:space="preserve">expanded form</w:t>
             </w:r>
             <w:r>
               <w:rPr>
                 <w:rFonts w:ascii="Avenir Next" w:hAnsi="Avenir Next" w:cs="Avenir Next" w:eastAsia="Avenir Next"/>
                 <w:color w:val="1A1A1A"/>
-                <w:sz w:val="18"/>
+                <w:sz w:val="22"/>
                 <w:szCs w:val="18"/>
               </w:rPr>
               <w:t xml:space="preserve">, then multiply one factor at a time.</w:t>
@@ -2975,34 +2983,34 @@
                 <w:rFonts w:ascii="Avenir Next" w:hAnsi="Avenir Next" w:cs="Avenir Next" w:eastAsia="Avenir Next"/>
                 <w:b/>
                 <w:color w:val="003A70"/>
+                <w:sz w:val="22"/>
+                <w:szCs w:val="18"/>
+              </w:rPr>
+              <w:t xml:space="preserve">•</w:t>
+            </w:r>
+            <w:r>
+              <w:rPr>
+                <w:rFonts w:ascii="Avenir Next" w:hAnsi="Avenir Next" w:cs="Avenir Next" w:eastAsia="Avenir Next"/>
+                <w:color w:val="1A1A1A"/>
                 <w:sz w:val="18"/>
                 <w:szCs w:val="18"/>
               </w:rPr>
-              <w:t xml:space="preserve">•</w:t>
-            </w:r>
-            <w:r>
-              <w:rPr>
-                <w:rFonts w:ascii="Avenir Next" w:hAnsi="Avenir Next" w:cs="Avenir Next" w:eastAsia="Avenir Next"/>
-                <w:color w:val="1A1A1A"/>
-                <w:sz w:val="18"/>
+              <w:tab/>
+            </w:r>
+            <w:r>
+              <w:rPr>
+                <w:rFonts w:ascii="Avenir Next" w:hAnsi="Avenir Next" w:cs="Avenir Next" w:eastAsia="Avenir Next"/>
+                <w:color w:val="1A1A1A"/>
+                <w:sz w:val="22"/>
                 <w:szCs w:val="18"/>
               </w:rPr>
-              <w:tab/>
-            </w:r>
-            <w:r>
-              <w:rPr>
-                <w:rFonts w:ascii="Avenir Next" w:hAnsi="Avenir Next" w:cs="Avenir Next" w:eastAsia="Avenir Next"/>
-                <w:color w:val="1A1A1A"/>
-                <w:sz w:val="18"/>
-                <w:szCs w:val="18"/>
-              </w:rPr>
               <w:t xml:space="preserve">4</w:t>
             </w:r>
             <w:r>
               <w:rPr>
                 <w:rFonts w:ascii="Avenir Next" w:hAnsi="Avenir Next" w:cs="Avenir Next" w:eastAsia="Avenir Next"/>
                 <w:color w:val="1A1A1A"/>
-                <w:sz w:val="18"/>
+                <w:sz w:val="22"/>
                 <w:szCs w:val="18"/>
                 <w:vertAlign w:val="superscript"/>
               </w:rPr>
@@ -3012,7 +3020,7 @@
               <w:rPr>
                 <w:rFonts w:ascii="Avenir Next" w:hAnsi="Avenir Next" w:cs="Avenir Next" w:eastAsia="Avenir Next"/>
                 <w:color w:val="1A1A1A"/>
-                <w:sz w:val="18"/>
+                <w:sz w:val="22"/>
                 <w:szCs w:val="18"/>
               </w:rPr>
               <w:t xml:space="preserve"> = 4 × 4 × 4 = 64, </w:t>
@@ -3022,7 +3030,7 @@
                 <w:rFonts w:ascii="Avenir Next" w:hAnsi="Avenir Next" w:cs="Avenir Next" w:eastAsia="Avenir Next"/>
                 <w:b/>
                 <w:color w:val="1A1A1A"/>
-                <w:sz w:val="18"/>
+                <w:sz w:val="22"/>
                 <w:szCs w:val="18"/>
               </w:rPr>
               <w:t xml:space="preserve">not</w:t>
@@ -3031,7 +3039,7 @@
               <w:rPr>
                 <w:rFonts w:ascii="Avenir Next" w:hAnsi="Avenir Next" w:cs="Avenir Next" w:eastAsia="Avenir Next"/>
                 <w:color w:val="1A1A1A"/>
-                <w:sz w:val="18"/>
+                <w:sz w:val="22"/>
                 <w:szCs w:val="18"/>
               </w:rPr>
               <w:t xml:space="preserve"> 4 × 3 = 12.</w:t>
@@ -3050,34 +3058,34 @@
                 <w:rFonts w:ascii="Avenir Next" w:hAnsi="Avenir Next" w:cs="Avenir Next" w:eastAsia="Avenir Next"/>
                 <w:b/>
                 <w:color w:val="003A70"/>
+                <w:sz w:val="22"/>
+                <w:szCs w:val="18"/>
+              </w:rPr>
+              <w:t xml:space="preserve">•</w:t>
+            </w:r>
+            <w:r>
+              <w:rPr>
+                <w:rFonts w:ascii="Avenir Next" w:hAnsi="Avenir Next" w:cs="Avenir Next" w:eastAsia="Avenir Next"/>
+                <w:color w:val="1A1A1A"/>
                 <w:sz w:val="18"/>
                 <w:szCs w:val="18"/>
               </w:rPr>
-              <w:t xml:space="preserve">•</w:t>
-            </w:r>
-            <w:r>
-              <w:rPr>
-                <w:rFonts w:ascii="Avenir Next" w:hAnsi="Avenir Next" w:cs="Avenir Next" w:eastAsia="Avenir Next"/>
-                <w:color w:val="1A1A1A"/>
-                <w:sz w:val="18"/>
+              <w:tab/>
+            </w:r>
+            <w:r>
+              <w:rPr>
+                <w:rFonts w:ascii="Avenir Next" w:hAnsi="Avenir Next" w:cs="Avenir Next" w:eastAsia="Avenir Next"/>
+                <w:color w:val="1A1A1A"/>
+                <w:sz w:val="22"/>
                 <w:szCs w:val="18"/>
               </w:rPr>
-              <w:tab/>
-            </w:r>
-            <w:r>
-              <w:rPr>
-                <w:rFonts w:ascii="Avenir Next" w:hAnsi="Avenir Next" w:cs="Avenir Next" w:eastAsia="Avenir Next"/>
-                <w:color w:val="1A1A1A"/>
-                <w:sz w:val="18"/>
-                <w:szCs w:val="18"/>
-              </w:rPr>
               <w:t xml:space="preserve">Fraction and decimal bases work the same way: (1/2)</w:t>
             </w:r>
             <w:r>
               <w:rPr>
                 <w:rFonts w:ascii="Avenir Next" w:hAnsi="Avenir Next" w:cs="Avenir Next" w:eastAsia="Avenir Next"/>
                 <w:color w:val="1A1A1A"/>
-                <w:sz w:val="18"/>
+                <w:sz w:val="22"/>
                 <w:szCs w:val="18"/>
                 <w:vertAlign w:val="superscript"/>
               </w:rPr>
@@ -3087,7 +3095,7 @@
               <w:rPr>
                 <w:rFonts w:ascii="Avenir Next" w:hAnsi="Avenir Next" w:cs="Avenir Next" w:eastAsia="Avenir Next"/>
                 <w:color w:val="1A1A1A"/>
-                <w:sz w:val="18"/>
+                <w:sz w:val="22"/>
                 <w:szCs w:val="18"/>
               </w:rPr>
               <w:t xml:space="preserve"> = 1/2 × 1/2 = 1/4.</w:t>
@@ -3102,6 +3110,7 @@
           </w:tcPr>
           <w:p>
             <w:pPr>
+              <w:pStyle w:val="Heading2"/>
               <w:spacing w:before="0" w:after="40" w:line="264" w:lineRule="auto"/>
             </w:pPr>
             <w:r>
@@ -3124,7 +3133,7 @@
               <w:rPr>
                 <w:rFonts w:ascii="Avenir Next" w:hAnsi="Avenir Next" w:cs="Avenir Next" w:eastAsia="Avenir Next"/>
                 <w:color w:val="1A1A1A"/>
-                <w:sz w:val="17"/>
+                <w:sz w:val="22"/>
                 <w:szCs w:val="17"/>
               </w:rPr>
               <w:t xml:space="preserve">Find the value of 2</w:t>
@@ -3133,7 +3142,7 @@
               <w:rPr>
                 <w:rFonts w:ascii="Avenir Next" w:hAnsi="Avenir Next" w:cs="Avenir Next" w:eastAsia="Avenir Next"/>
                 <w:color w:val="1A1A1A"/>
-                <w:sz w:val="17"/>
+                <w:sz w:val="22"/>
                 <w:szCs w:val="17"/>
                 <w:vertAlign w:val="superscript"/>
               </w:rPr>
@@ -3143,7 +3152,7 @@
               <w:rPr>
                 <w:rFonts w:ascii="Avenir Next" w:hAnsi="Avenir Next" w:cs="Avenir Next" w:eastAsia="Avenir Next"/>
                 <w:color w:val="1A1A1A"/>
-                <w:sz w:val="17"/>
+                <w:sz w:val="22"/>
                 <w:szCs w:val="17"/>
               </w:rPr>
               <w:t xml:space="preserve">.</w:t>
@@ -3162,25 +3171,25 @@
                 <w:rFonts w:ascii="Avenir Next" w:hAnsi="Avenir Next" w:cs="Avenir Next" w:eastAsia="Avenir Next"/>
                 <w:b/>
                 <w:color w:val="003A70"/>
+                <w:sz w:val="22"/>
+                <w:szCs w:val="17"/>
+              </w:rPr>
+              <w:t xml:space="preserve">Step 1</w:t>
+            </w:r>
+            <w:r>
+              <w:rPr>
+                <w:rFonts w:ascii="Avenir Next" w:hAnsi="Avenir Next" w:cs="Avenir Next" w:eastAsia="Avenir Next"/>
+                <w:color w:val="1A1A1A"/>
                 <w:sz w:val="17"/>
                 <w:szCs w:val="17"/>
               </w:rPr>
-              <w:t xml:space="preserve">Step 1</w:t>
-            </w:r>
-            <w:r>
-              <w:rPr>
-                <w:rFonts w:ascii="Avenir Next" w:hAnsi="Avenir Next" w:cs="Avenir Next" w:eastAsia="Avenir Next"/>
-                <w:color w:val="1A1A1A"/>
-                <w:sz w:val="17"/>
-                <w:szCs w:val="17"/>
-              </w:rPr>
               <w:tab/>
             </w:r>
             <w:r>
               <w:rPr>
                 <w:rFonts w:ascii="Avenir Next" w:hAnsi="Avenir Next" w:cs="Avenir Next" w:eastAsia="Avenir Next"/>
                 <w:color w:val="1A1A1A"/>
-                <w:sz w:val="17"/>
+                <w:sz w:val="22"/>
                 <w:szCs w:val="17"/>
               </w:rPr>
               <w:t xml:space="preserve">Expanded form: 2 × 2 × 2 × 2 × 2</w:t>
@@ -3199,25 +3208,25 @@
                 <w:rFonts w:ascii="Avenir Next" w:hAnsi="Avenir Next" w:cs="Avenir Next" w:eastAsia="Avenir Next"/>
                 <w:b/>
                 <w:color w:val="003A70"/>
+                <w:sz w:val="22"/>
+                <w:szCs w:val="17"/>
+              </w:rPr>
+              <w:t xml:space="preserve">Step 2</w:t>
+            </w:r>
+            <w:r>
+              <w:rPr>
+                <w:rFonts w:ascii="Avenir Next" w:hAnsi="Avenir Next" w:cs="Avenir Next" w:eastAsia="Avenir Next"/>
+                <w:color w:val="1A1A1A"/>
                 <w:sz w:val="17"/>
                 <w:szCs w:val="17"/>
               </w:rPr>
-              <w:t xml:space="preserve">Step 2</w:t>
-            </w:r>
-            <w:r>
-              <w:rPr>
-                <w:rFonts w:ascii="Avenir Next" w:hAnsi="Avenir Next" w:cs="Avenir Next" w:eastAsia="Avenir Next"/>
-                <w:color w:val="1A1A1A"/>
-                <w:sz w:val="17"/>
-                <w:szCs w:val="17"/>
-              </w:rPr>
               <w:tab/>
             </w:r>
             <w:r>
               <w:rPr>
                 <w:rFonts w:ascii="Avenir Next" w:hAnsi="Avenir Next" w:cs="Avenir Next" w:eastAsia="Avenir Next"/>
                 <w:color w:val="1A1A1A"/>
-                <w:sz w:val="17"/>
+                <w:sz w:val="22"/>
                 <w:szCs w:val="17"/>
               </w:rPr>
               <w:t xml:space="preserve">Multiply: 2 × 2 = 4, 4 × 2 = 8, 8 × 2 = 16, 16 × 2 = 32</w:t>
@@ -3236,36 +3245,36 @@
                 <w:rFonts w:ascii="Avenir Next" w:hAnsi="Avenir Next" w:cs="Avenir Next" w:eastAsia="Avenir Next"/>
                 <w:b/>
                 <w:color w:val="1A1A1A"/>
+                <w:sz w:val="22"/>
+                <w:szCs w:val="17"/>
+              </w:rPr>
+              <w:t xml:space="preserve">Answer</w:t>
+            </w:r>
+            <w:r>
+              <w:rPr>
+                <w:rFonts w:ascii="Avenir Next" w:hAnsi="Avenir Next" w:cs="Avenir Next" w:eastAsia="Avenir Next"/>
+                <w:color w:val="1A1A1A"/>
                 <w:sz w:val="17"/>
                 <w:szCs w:val="17"/>
               </w:rPr>
-              <w:t xml:space="preserve">Answer</w:t>
-            </w:r>
-            <w:r>
-              <w:rPr>
-                <w:rFonts w:ascii="Avenir Next" w:hAnsi="Avenir Next" w:cs="Avenir Next" w:eastAsia="Avenir Next"/>
-                <w:color w:val="1A1A1A"/>
-                <w:sz w:val="17"/>
+              <w:tab/>
+            </w:r>
+            <w:r>
+              <w:rPr>
+                <w:rFonts w:ascii="Avenir Next" w:hAnsi="Avenir Next" w:cs="Avenir Next" w:eastAsia="Avenir Next"/>
+                <w:b/>
+                <w:color w:val="1A1A1A"/>
+                <w:sz w:val="22"/>
                 <w:szCs w:val="17"/>
               </w:rPr>
-              <w:tab/>
+              <w:t xml:space="preserve">2</w:t>
             </w:r>
             <w:r>
               <w:rPr>
                 <w:rFonts w:ascii="Avenir Next" w:hAnsi="Avenir Next" w:cs="Avenir Next" w:eastAsia="Avenir Next"/>
                 <w:b/>
                 <w:color w:val="1A1A1A"/>
-                <w:sz w:val="17"/>
-                <w:szCs w:val="17"/>
-              </w:rPr>
-              <w:t xml:space="preserve">2</w:t>
-            </w:r>
-            <w:r>
-              <w:rPr>
-                <w:rFonts w:ascii="Avenir Next" w:hAnsi="Avenir Next" w:cs="Avenir Next" w:eastAsia="Avenir Next"/>
-                <w:b/>
-                <w:color w:val="1A1A1A"/>
-                <w:sz w:val="17"/>
+                <w:sz w:val="22"/>
                 <w:szCs w:val="17"/>
                 <w:vertAlign w:val="superscript"/>
               </w:rPr>
@@ -3276,7 +3285,7 @@
                 <w:rFonts w:ascii="Avenir Next" w:hAnsi="Avenir Next" w:cs="Avenir Next" w:eastAsia="Avenir Next"/>
                 <w:b/>
                 <w:color w:val="1A1A1A"/>
-                <w:sz w:val="17"/>
+                <w:sz w:val="22"/>
                 <w:szCs w:val="17"/>
               </w:rPr>
               <w:t xml:space="preserve"> = 32</w:t>
@@ -3326,6 +3335,7 @@
           </w:tcPr>
           <w:p>
             <w:pPr>
+              <w:pStyle w:val="Heading2"/>
               <w:spacing w:before="0" w:after="40" w:line="264" w:lineRule="auto"/>
             </w:pPr>
             <w:r>
@@ -3349,7 +3359,7 @@
                 <w:rFonts w:ascii="Avenir Next" w:hAnsi="Avenir Next" w:cs="Avenir Next" w:eastAsia="Avenir Next"/>
                 <w:b/>
                 <w:color w:val="1A1A1A"/>
-                <w:sz w:val="21"/>
+                <w:sz w:val="22"/>
                 <w:szCs w:val="21"/>
               </w:rPr>
               <w:t xml:space="preserve">evaluate</w:t>
@@ -3358,7 +3368,7 @@
               <w:rPr>
                 <w:rFonts w:ascii="Avenir Next" w:hAnsi="Avenir Next" w:cs="Avenir Next" w:eastAsia="Avenir Next"/>
                 <w:color w:val="5A5F66"/>
-                <w:sz w:val="21"/>
+                <w:sz w:val="22"/>
                 <w:szCs w:val="21"/>
               </w:rPr>
               <w:t xml:space="preserve"> — </w:t>
@@ -3367,7 +3377,7 @@
               <w:rPr>
                 <w:rFonts w:ascii="Avenir Next" w:hAnsi="Avenir Next" w:cs="Avenir Next" w:eastAsia="Avenir Next"/>
                 <w:color w:val="1A1A1A"/>
-                <w:sz w:val="21"/>
+                <w:sz w:val="22"/>
                 <w:szCs w:val="21"/>
               </w:rPr>
               <w:t xml:space="preserve">find the value</w:t>
@@ -3382,7 +3392,7 @@
                 <w:rFonts w:ascii="Avenir Next" w:hAnsi="Avenir Next" w:cs="Avenir Next" w:eastAsia="Avenir Next"/>
                 <w:b/>
                 <w:color w:val="1A1A1A"/>
-                <w:sz w:val="21"/>
+                <w:sz w:val="22"/>
                 <w:szCs w:val="21"/>
               </w:rPr>
               <w:t xml:space="preserve">expanded form</w:t>
@@ -3391,7 +3401,7 @@
               <w:rPr>
                 <w:rFonts w:ascii="Avenir Next" w:hAnsi="Avenir Next" w:cs="Avenir Next" w:eastAsia="Avenir Next"/>
                 <w:color w:val="5A5F66"/>
-                <w:sz w:val="21"/>
+                <w:sz w:val="22"/>
                 <w:szCs w:val="21"/>
               </w:rPr>
               <w:t xml:space="preserve"> — </w:t>
@@ -3400,7 +3410,7 @@
               <w:rPr>
                 <w:rFonts w:ascii="Avenir Next" w:hAnsi="Avenir Next" w:cs="Avenir Next" w:eastAsia="Avenir Next"/>
                 <w:color w:val="1A1A1A"/>
-                <w:sz w:val="21"/>
+                <w:sz w:val="22"/>
                 <w:szCs w:val="21"/>
               </w:rPr>
               <w:t xml:space="preserve">the power written as multiplication: 4</w:t>
@@ -3409,7 +3419,7 @@
               <w:rPr>
                 <w:rFonts w:ascii="Avenir Next" w:hAnsi="Avenir Next" w:cs="Avenir Next" w:eastAsia="Avenir Next"/>
                 <w:color w:val="1A1A1A"/>
-                <w:sz w:val="21"/>
+                <w:sz w:val="22"/>
                 <w:szCs w:val="21"/>
                 <w:vertAlign w:val="superscript"/>
               </w:rPr>
@@ -3419,7 +3429,7 @@
               <w:rPr>
                 <w:rFonts w:ascii="Avenir Next" w:hAnsi="Avenir Next" w:cs="Avenir Next" w:eastAsia="Avenir Next"/>
                 <w:color w:val="1A1A1A"/>
-                <w:sz w:val="21"/>
+                <w:sz w:val="22"/>
                 <w:szCs w:val="21"/>
               </w:rPr>
               <w:t xml:space="preserve"> = 4 × 4 × 4</w:t>
@@ -3445,7 +3455,7 @@
                 <w:rFonts w:ascii="Avenir Next" w:hAnsi="Avenir Next" w:cs="Avenir Next" w:eastAsia="Avenir Next"/>
                 <w:b/>
                 <w:color w:val="1A1A1A"/>
-                <w:sz w:val="21"/>
+                <w:sz w:val="22"/>
                 <w:szCs w:val="21"/>
               </w:rPr>
               <w:t xml:space="preserve">squared</w:t>
@@ -3454,7 +3464,7 @@
               <w:rPr>
                 <w:rFonts w:ascii="Avenir Next" w:hAnsi="Avenir Next" w:cs="Avenir Next" w:eastAsia="Avenir Next"/>
                 <w:color w:val="5A5F66"/>
-                <w:sz w:val="21"/>
+                <w:sz w:val="22"/>
                 <w:szCs w:val="21"/>
               </w:rPr>
               <w:t xml:space="preserve"> — </w:t>
@@ -3463,7 +3473,7 @@
               <w:rPr>
                 <w:rFonts w:ascii="Avenir Next" w:hAnsi="Avenir Next" w:cs="Avenir Next" w:eastAsia="Avenir Next"/>
                 <w:color w:val="1A1A1A"/>
-                <w:sz w:val="21"/>
+                <w:sz w:val="22"/>
                 <w:szCs w:val="21"/>
               </w:rPr>
               <w:t xml:space="preserve">to the 2nd power</w:t>
@@ -3478,7 +3488,7 @@
                 <w:rFonts w:ascii="Avenir Next" w:hAnsi="Avenir Next" w:cs="Avenir Next" w:eastAsia="Avenir Next"/>
                 <w:b/>
                 <w:color w:val="1A1A1A"/>
-                <w:sz w:val="21"/>
+                <w:sz w:val="22"/>
                 <w:szCs w:val="21"/>
               </w:rPr>
               <w:t xml:space="preserve">cubed</w:t>
@@ -3487,7 +3497,7 @@
               <w:rPr>
                 <w:rFonts w:ascii="Avenir Next" w:hAnsi="Avenir Next" w:cs="Avenir Next" w:eastAsia="Avenir Next"/>
                 <w:color w:val="5A5F66"/>
-                <w:sz w:val="21"/>
+                <w:sz w:val="22"/>
                 <w:szCs w:val="21"/>
               </w:rPr>
               <w:t xml:space="preserve"> — </w:t>
@@ -3496,7 +3506,7 @@
               <w:rPr>
                 <w:rFonts w:ascii="Avenir Next" w:hAnsi="Avenir Next" w:cs="Avenir Next" w:eastAsia="Avenir Next"/>
                 <w:color w:val="1A1A1A"/>
-                <w:sz w:val="21"/>
+                <w:sz w:val="22"/>
                 <w:szCs w:val="21"/>
               </w:rPr>
               <w:t xml:space="preserve">to the 3rd power</w:t>
@@ -3507,6 +3517,7 @@
     </w:tbl>
     <w:p>
       <w:pPr>
+        <w:pStyle w:val="Heading2"/>
         <w:keepNext/>
         <w:pBdr>
           <w:bottom w:val="single" w:sz="8" w:space="3" w:color="003A70"/>
@@ -3522,7 +3533,7 @@
           <w:b/>
           <w:color w:val="003A70"/>
           <w:spacing w:val="14"/>
-          <w:sz w:val="21"/>
+          <w:sz w:val="22"/>
           <w:szCs w:val="21"/>
         </w:rPr>
         <w:t xml:space="preserve">PRACTICE</w:t>
@@ -3541,7 +3552,7 @@
           <w:rFonts w:ascii="Avenir Next" w:hAnsi="Avenir Next" w:cs="Avenir Next" w:eastAsia="Avenir Next"/>
           <w:i/>
           <w:color w:val="5A5F66"/>
-          <w:sz w:val="17"/>
+          <w:sz w:val="22"/>
           <w:szCs w:val="17"/>
         </w:rPr>
         <w:t xml:space="preserve">show your work · label units</w:t>
@@ -3637,25 +3648,25 @@
                 <w:rFonts w:ascii="Avenir Next" w:hAnsi="Avenir Next" w:cs="Avenir Next" w:eastAsia="Avenir Next"/>
                 <w:b/>
                 <w:color w:val="003A70"/>
+                <w:sz w:val="22"/>
+                <w:szCs w:val="18"/>
+              </w:rPr>
+              <w:t xml:space="preserve">Step 1</w:t>
+            </w:r>
+            <w:r>
+              <w:rPr>
+                <w:rFonts w:ascii="Avenir Next" w:hAnsi="Avenir Next" w:cs="Avenir Next" w:eastAsia="Avenir Next"/>
+                <w:color w:val="1A1A1A"/>
                 <w:sz w:val="18"/>
                 <w:szCs w:val="18"/>
               </w:rPr>
-              <w:t xml:space="preserve">Step 1</w:t>
-            </w:r>
-            <w:r>
-              <w:rPr>
-                <w:rFonts w:ascii="Avenir Next" w:hAnsi="Avenir Next" w:cs="Avenir Next" w:eastAsia="Avenir Next"/>
-                <w:color w:val="1A1A1A"/>
-                <w:sz w:val="18"/>
-                <w:szCs w:val="18"/>
-              </w:rPr>
               <w:tab/>
             </w:r>
             <w:r>
               <w:rPr>
                 <w:rFonts w:ascii="Avenir Next" w:hAnsi="Avenir Next" w:cs="Avenir Next" w:eastAsia="Avenir Next"/>
                 <w:color w:val="1A1A1A"/>
-                <w:sz w:val="21"/>
+                <w:sz w:val="22"/>
                 <w:szCs w:val="21"/>
               </w:rPr>
               <w:t xml:space="preserve">Write each power in expanded form.</w:t>
@@ -3675,25 +3686,25 @@
                 <w:rFonts w:ascii="Avenir Next" w:hAnsi="Avenir Next" w:cs="Avenir Next" w:eastAsia="Avenir Next"/>
                 <w:b/>
                 <w:color w:val="003A70"/>
+                <w:sz w:val="22"/>
+                <w:szCs w:val="18"/>
+              </w:rPr>
+              <w:t xml:space="preserve">Step 2</w:t>
+            </w:r>
+            <w:r>
+              <w:rPr>
+                <w:rFonts w:ascii="Avenir Next" w:hAnsi="Avenir Next" w:cs="Avenir Next" w:eastAsia="Avenir Next"/>
+                <w:color w:val="1A1A1A"/>
                 <w:sz w:val="18"/>
                 <w:szCs w:val="18"/>
               </w:rPr>
-              <w:t xml:space="preserve">Step 2</w:t>
-            </w:r>
-            <w:r>
-              <w:rPr>
-                <w:rFonts w:ascii="Avenir Next" w:hAnsi="Avenir Next" w:cs="Avenir Next" w:eastAsia="Avenir Next"/>
-                <w:color w:val="1A1A1A"/>
-                <w:sz w:val="18"/>
-                <w:szCs w:val="18"/>
-              </w:rPr>
               <w:tab/>
             </w:r>
             <w:r>
               <w:rPr>
                 <w:rFonts w:ascii="Avenir Next" w:hAnsi="Avenir Next" w:cs="Avenir Next" w:eastAsia="Avenir Next"/>
                 <w:color w:val="1A1A1A"/>
-                <w:sz w:val="21"/>
+                <w:sz w:val="22"/>
                 <w:szCs w:val="21"/>
               </w:rPr>
               <w:t xml:space="preserve">Multiply one factor at a time.</w:t>
@@ -4959,25 +4970,25 @@
                       <w:rFonts w:ascii="Avenir Next" w:hAnsi="Avenir Next" w:cs="Avenir Next" w:eastAsia="Avenir Next"/>
                       <w:b/>
                       <w:color w:val="003A70"/>
+                      <w:sz w:val="22"/>
+                      <w:szCs w:val="18"/>
+                    </w:rPr>
+                    <w:t xml:space="preserve">Step 1</w:t>
+                  </w:r>
+                  <w:r>
+                    <w:rPr>
+                      <w:rFonts w:ascii="Avenir Next" w:hAnsi="Avenir Next" w:cs="Avenir Next" w:eastAsia="Avenir Next"/>
+                      <w:color w:val="1A1A1A"/>
                       <w:sz w:val="18"/>
                       <w:szCs w:val="18"/>
                     </w:rPr>
-                    <w:t xml:space="preserve">Step 1</w:t>
-                  </w:r>
-                  <w:r>
-                    <w:rPr>
-                      <w:rFonts w:ascii="Avenir Next" w:hAnsi="Avenir Next" w:cs="Avenir Next" w:eastAsia="Avenir Next"/>
-                      <w:color w:val="1A1A1A"/>
-                      <w:sz w:val="18"/>
-                      <w:szCs w:val="18"/>
-                    </w:rPr>
                     <w:tab/>
                   </w:r>
                   <w:r>
                     <w:rPr>
                       <w:rFonts w:ascii="Avenir Next" w:hAnsi="Avenir Next" w:cs="Avenir Next" w:eastAsia="Avenir Next"/>
                       <w:color w:val="1A1A1A"/>
-                      <w:sz w:val="21"/>
+                      <w:sz w:val="22"/>
                       <w:szCs w:val="21"/>
                     </w:rPr>
                     <w:t xml:space="preserve">Write 7</w:t>
@@ -4986,7 +4997,7 @@
                     <w:rPr>
                       <w:rFonts w:ascii="Avenir Next" w:hAnsi="Avenir Next" w:cs="Avenir Next" w:eastAsia="Avenir Next"/>
                       <w:color w:val="1A1A1A"/>
-                      <w:sz w:val="21"/>
+                      <w:sz w:val="22"/>
                       <w:szCs w:val="21"/>
                       <w:vertAlign w:val="superscript"/>
                     </w:rPr>
@@ -4996,7 +5007,7 @@
                     <w:rPr>
                       <w:rFonts w:ascii="Avenir Next" w:hAnsi="Avenir Next" w:cs="Avenir Next" w:eastAsia="Avenir Next"/>
                       <w:color w:val="1A1A1A"/>
-                      <w:sz w:val="21"/>
+                      <w:sz w:val="22"/>
                       <w:szCs w:val="21"/>
                     </w:rPr>
                     <w:t xml:space="preserve"> as 7 × 7 × 7.</w:t>
@@ -5016,25 +5027,25 @@
                       <w:rFonts w:ascii="Avenir Next" w:hAnsi="Avenir Next" w:cs="Avenir Next" w:eastAsia="Avenir Next"/>
                       <w:b/>
                       <w:color w:val="003A70"/>
+                      <w:sz w:val="22"/>
+                      <w:szCs w:val="18"/>
+                    </w:rPr>
+                    <w:t xml:space="preserve">Step 2</w:t>
+                  </w:r>
+                  <w:r>
+                    <w:rPr>
+                      <w:rFonts w:ascii="Avenir Next" w:hAnsi="Avenir Next" w:cs="Avenir Next" w:eastAsia="Avenir Next"/>
+                      <w:color w:val="1A1A1A"/>
                       <w:sz w:val="18"/>
                       <w:szCs w:val="18"/>
                     </w:rPr>
-                    <w:t xml:space="preserve">Step 2</w:t>
-                  </w:r>
-                  <w:r>
-                    <w:rPr>
-                      <w:rFonts w:ascii="Avenir Next" w:hAnsi="Avenir Next" w:cs="Avenir Next" w:eastAsia="Avenir Next"/>
-                      <w:color w:val="1A1A1A"/>
-                      <w:sz w:val="18"/>
-                      <w:szCs w:val="18"/>
-                    </w:rPr>
                     <w:tab/>
                   </w:r>
                   <w:r>
                     <w:rPr>
                       <w:rFonts w:ascii="Avenir Next" w:hAnsi="Avenir Next" w:cs="Avenir Next" w:eastAsia="Avenir Next"/>
                       <w:color w:val="1A1A1A"/>
-                      <w:sz w:val="21"/>
+                      <w:sz w:val="22"/>
                       <w:szCs w:val="21"/>
                     </w:rPr>
                     <w:t xml:space="preserve">Multiply 7 × 7 first, then multiply by 7.</w:t>
@@ -5111,25 +5122,25 @@
                       <w:rFonts w:ascii="Avenir Next" w:hAnsi="Avenir Next" w:cs="Avenir Next" w:eastAsia="Avenir Next"/>
                       <w:b/>
                       <w:color w:val="1A1A1A"/>
+                      <w:sz w:val="22"/>
+                      <w:szCs w:val="18"/>
+                    </w:rPr>
+                    <w:t xml:space="preserve">Answer</w:t>
+                  </w:r>
+                  <w:r>
+                    <w:rPr>
+                      <w:rFonts w:ascii="Avenir Next" w:hAnsi="Avenir Next" w:cs="Avenir Next" w:eastAsia="Avenir Next"/>
+                      <w:color w:val="1A1A1A"/>
                       <w:sz w:val="18"/>
                       <w:szCs w:val="18"/>
                     </w:rPr>
-                    <w:t xml:space="preserve">Answer</w:t>
-                  </w:r>
-                  <w:r>
-                    <w:rPr>
-                      <w:rFonts w:ascii="Avenir Next" w:hAnsi="Avenir Next" w:cs="Avenir Next" w:eastAsia="Avenir Next"/>
-                      <w:color w:val="1A1A1A"/>
-                      <w:sz w:val="18"/>
-                      <w:szCs w:val="18"/>
-                    </w:rPr>
                     <w:tab/>
                   </w:r>
                   <w:r>
                     <w:rPr>
                       <w:rFonts w:ascii="Avenir Next" w:hAnsi="Avenir Next" w:cs="Avenir Next" w:eastAsia="Avenir Next"/>
                       <w:color w:val="1A1A1A"/>
-                      <w:sz w:val="18"/>
+                      <w:sz w:val="22"/>
                       <w:szCs w:val="18"/>
                     </w:rPr>
                     <w:t xml:space="preserve">  in³</w:t>
@@ -5150,7 +5161,7 @@
                     <w:drawing>
                       <wp:inline distT="0" distB="0" distL="0" distR="0">
                         <wp:extent cx="1371600" cy="1118178"/>
-                        <wp:docPr id="1" name="Figure 1"/>
+                        <wp:docPr id="1" name="Figure 1" descr="Rectangular prism. Length 7 in, width 7 in, height 7 in."/>
                         <a:graphic xmlns:a="http://schemas.openxmlformats.org/drawingml/2006/main">
                           <a:graphicData uri="http://schemas.openxmlformats.org/drawingml/2006/picture">
                             <pic:pic xmlns:pic="http://schemas.openxmlformats.org/drawingml/2006/picture">
@@ -5315,25 +5326,25 @@
                 <w:rFonts w:ascii="Avenir Next" w:hAnsi="Avenir Next" w:cs="Avenir Next" w:eastAsia="Avenir Next"/>
                 <w:b/>
                 <w:color w:val="003A70"/>
+                <w:sz w:val="22"/>
+                <w:szCs w:val="18"/>
+              </w:rPr>
+              <w:t xml:space="preserve">Step 1</w:t>
+            </w:r>
+            <w:r>
+              <w:rPr>
+                <w:rFonts w:ascii="Avenir Next" w:hAnsi="Avenir Next" w:cs="Avenir Next" w:eastAsia="Avenir Next"/>
+                <w:color w:val="1A1A1A"/>
                 <w:sz w:val="18"/>
                 <w:szCs w:val="18"/>
               </w:rPr>
-              <w:t xml:space="preserve">Step 1</w:t>
-            </w:r>
-            <w:r>
-              <w:rPr>
-                <w:rFonts w:ascii="Avenir Next" w:hAnsi="Avenir Next" w:cs="Avenir Next" w:eastAsia="Avenir Next"/>
-                <w:color w:val="1A1A1A"/>
-                <w:sz w:val="18"/>
-                <w:szCs w:val="18"/>
-              </w:rPr>
               <w:tab/>
             </w:r>
             <w:r>
               <w:rPr>
                 <w:rFonts w:ascii="Avenir Next" w:hAnsi="Avenir Next" w:cs="Avenir Next" w:eastAsia="Avenir Next"/>
                 <w:color w:val="1A1A1A"/>
-                <w:sz w:val="21"/>
+                <w:sz w:val="22"/>
                 <w:szCs w:val="21"/>
               </w:rPr>
               <w:t xml:space="preserve">Find the value of each power.</w:t>
@@ -5353,25 +5364,25 @@
                 <w:rFonts w:ascii="Avenir Next" w:hAnsi="Avenir Next" w:cs="Avenir Next" w:eastAsia="Avenir Next"/>
                 <w:b/>
                 <w:color w:val="003A70"/>
+                <w:sz w:val="22"/>
+                <w:szCs w:val="18"/>
+              </w:rPr>
+              <w:t xml:space="preserve">Step 2</w:t>
+            </w:r>
+            <w:r>
+              <w:rPr>
+                <w:rFonts w:ascii="Avenir Next" w:hAnsi="Avenir Next" w:cs="Avenir Next" w:eastAsia="Avenir Next"/>
+                <w:color w:val="1A1A1A"/>
                 <w:sz w:val="18"/>
                 <w:szCs w:val="18"/>
               </w:rPr>
-              <w:t xml:space="preserve">Step 2</w:t>
-            </w:r>
-            <w:r>
-              <w:rPr>
-                <w:rFonts w:ascii="Avenir Next" w:hAnsi="Avenir Next" w:cs="Avenir Next" w:eastAsia="Avenir Next"/>
-                <w:color w:val="1A1A1A"/>
-                <w:sz w:val="18"/>
-                <w:szCs w:val="18"/>
-              </w:rPr>
               <w:tab/>
             </w:r>
             <w:r>
               <w:rPr>
                 <w:rFonts w:ascii="Avenir Next" w:hAnsi="Avenir Next" w:cs="Avenir Next" w:eastAsia="Avenir Next"/>
                 <w:color w:val="1A1A1A"/>
-                <w:sz w:val="21"/>
+                <w:sz w:val="22"/>
                 <w:szCs w:val="21"/>
               </w:rPr>
               <w:t xml:space="preserve">Pick the two with the same value.</w:t>
@@ -5442,34 +5453,34 @@
                       <w:rFonts w:ascii="Avenir Next" w:hAnsi="Avenir Next" w:cs="Avenir Next" w:eastAsia="Avenir Next"/>
                       <w:b/>
                       <w:color w:val="003A70"/>
+                      <w:sz w:val="22"/>
+                      <w:szCs w:val="21"/>
+                    </w:rPr>
+                    <w:t xml:space="preserve">A</w:t>
+                  </w:r>
+                  <w:r>
+                    <w:rPr>
+                      <w:rFonts w:ascii="Avenir Next" w:hAnsi="Avenir Next" w:cs="Avenir Next" w:eastAsia="Avenir Next"/>
+                      <w:color w:val="1A1A1A"/>
                       <w:sz w:val="21"/>
                       <w:szCs w:val="21"/>
                     </w:rPr>
-                    <w:t xml:space="preserve">A</w:t>
-                  </w:r>
-                  <w:r>
-                    <w:rPr>
-                      <w:rFonts w:ascii="Avenir Next" w:hAnsi="Avenir Next" w:cs="Avenir Next" w:eastAsia="Avenir Next"/>
-                      <w:color w:val="1A1A1A"/>
-                      <w:sz w:val="21"/>
+                    <w:t xml:space="preserve">  </w:t>
+                  </w:r>
+                  <w:r>
+                    <w:rPr>
+                      <w:rFonts w:ascii="Avenir Next" w:hAnsi="Avenir Next" w:cs="Avenir Next" w:eastAsia="Avenir Next"/>
+                      <w:color w:val="1A1A1A"/>
+                      <w:sz w:val="22"/>
                       <w:szCs w:val="21"/>
                     </w:rPr>
-                    <w:t xml:space="preserve">  </w:t>
-                  </w:r>
-                  <w:r>
-                    <w:rPr>
-                      <w:rFonts w:ascii="Avenir Next" w:hAnsi="Avenir Next" w:cs="Avenir Next" w:eastAsia="Avenir Next"/>
-                      <w:color w:val="1A1A1A"/>
-                      <w:sz w:val="21"/>
-                      <w:szCs w:val="21"/>
-                    </w:rPr>
                     <w:t xml:space="preserve">2</w:t>
                   </w:r>
                   <w:r>
                     <w:rPr>
                       <w:rFonts w:ascii="Avenir Next" w:hAnsi="Avenir Next" w:cs="Avenir Next" w:eastAsia="Avenir Next"/>
                       <w:color w:val="1A1A1A"/>
-                      <w:sz w:val="21"/>
+                      <w:sz w:val="22"/>
                       <w:szCs w:val="21"/>
                       <w:vertAlign w:val="superscript"/>
                     </w:rPr>
@@ -5510,34 +5521,34 @@
                       <w:rFonts w:ascii="Avenir Next" w:hAnsi="Avenir Next" w:cs="Avenir Next" w:eastAsia="Avenir Next"/>
                       <w:b/>
                       <w:color w:val="003A70"/>
+                      <w:sz w:val="22"/>
+                      <w:szCs w:val="21"/>
+                    </w:rPr>
+                    <w:t xml:space="preserve">B</w:t>
+                  </w:r>
+                  <w:r>
+                    <w:rPr>
+                      <w:rFonts w:ascii="Avenir Next" w:hAnsi="Avenir Next" w:cs="Avenir Next" w:eastAsia="Avenir Next"/>
+                      <w:color w:val="1A1A1A"/>
                       <w:sz w:val="21"/>
                       <w:szCs w:val="21"/>
                     </w:rPr>
-                    <w:t xml:space="preserve">B</w:t>
-                  </w:r>
-                  <w:r>
-                    <w:rPr>
-                      <w:rFonts w:ascii="Avenir Next" w:hAnsi="Avenir Next" w:cs="Avenir Next" w:eastAsia="Avenir Next"/>
-                      <w:color w:val="1A1A1A"/>
-                      <w:sz w:val="21"/>
+                    <w:t xml:space="preserve">  </w:t>
+                  </w:r>
+                  <w:r>
+                    <w:rPr>
+                      <w:rFonts w:ascii="Avenir Next" w:hAnsi="Avenir Next" w:cs="Avenir Next" w:eastAsia="Avenir Next"/>
+                      <w:color w:val="1A1A1A"/>
+                      <w:sz w:val="22"/>
                       <w:szCs w:val="21"/>
                     </w:rPr>
-                    <w:t xml:space="preserve">  </w:t>
-                  </w:r>
-                  <w:r>
-                    <w:rPr>
-                      <w:rFonts w:ascii="Avenir Next" w:hAnsi="Avenir Next" w:cs="Avenir Next" w:eastAsia="Avenir Next"/>
-                      <w:color w:val="1A1A1A"/>
-                      <w:sz w:val="21"/>
-                      <w:szCs w:val="21"/>
-                    </w:rPr>
                     <w:t xml:space="preserve">6</w:t>
                   </w:r>
                   <w:r>
                     <w:rPr>
                       <w:rFonts w:ascii="Avenir Next" w:hAnsi="Avenir Next" w:cs="Avenir Next" w:eastAsia="Avenir Next"/>
                       <w:color w:val="1A1A1A"/>
-                      <w:sz w:val="21"/>
+                      <w:sz w:val="22"/>
                       <w:szCs w:val="21"/>
                       <w:vertAlign w:val="superscript"/>
                     </w:rPr>
@@ -5578,34 +5589,34 @@
                       <w:rFonts w:ascii="Avenir Next" w:hAnsi="Avenir Next" w:cs="Avenir Next" w:eastAsia="Avenir Next"/>
                       <w:b/>
                       <w:color w:val="003A70"/>
+                      <w:sz w:val="22"/>
+                      <w:szCs w:val="21"/>
+                    </w:rPr>
+                    <w:t xml:space="preserve">C</w:t>
+                  </w:r>
+                  <w:r>
+                    <w:rPr>
+                      <w:rFonts w:ascii="Avenir Next" w:hAnsi="Avenir Next" w:cs="Avenir Next" w:eastAsia="Avenir Next"/>
+                      <w:color w:val="1A1A1A"/>
                       <w:sz w:val="21"/>
                       <w:szCs w:val="21"/>
                     </w:rPr>
-                    <w:t xml:space="preserve">C</w:t>
-                  </w:r>
-                  <w:r>
-                    <w:rPr>
-                      <w:rFonts w:ascii="Avenir Next" w:hAnsi="Avenir Next" w:cs="Avenir Next" w:eastAsia="Avenir Next"/>
-                      <w:color w:val="1A1A1A"/>
-                      <w:sz w:val="21"/>
+                    <w:t xml:space="preserve">  </w:t>
+                  </w:r>
+                  <w:r>
+                    <w:rPr>
+                      <w:rFonts w:ascii="Avenir Next" w:hAnsi="Avenir Next" w:cs="Avenir Next" w:eastAsia="Avenir Next"/>
+                      <w:color w:val="1A1A1A"/>
+                      <w:sz w:val="22"/>
                       <w:szCs w:val="21"/>
                     </w:rPr>
-                    <w:t xml:space="preserve">  </w:t>
-                  </w:r>
-                  <w:r>
-                    <w:rPr>
-                      <w:rFonts w:ascii="Avenir Next" w:hAnsi="Avenir Next" w:cs="Avenir Next" w:eastAsia="Avenir Next"/>
-                      <w:color w:val="1A1A1A"/>
-                      <w:sz w:val="21"/>
-                      <w:szCs w:val="21"/>
-                    </w:rPr>
                     <w:t xml:space="preserve">4</w:t>
                   </w:r>
                   <w:r>
                     <w:rPr>
                       <w:rFonts w:ascii="Avenir Next" w:hAnsi="Avenir Next" w:cs="Avenir Next" w:eastAsia="Avenir Next"/>
                       <w:color w:val="1A1A1A"/>
-                      <w:sz w:val="21"/>
+                      <w:sz w:val="22"/>
                       <w:szCs w:val="21"/>
                       <w:vertAlign w:val="superscript"/>
                     </w:rPr>
@@ -5646,34 +5657,34 @@
                       <w:rFonts w:ascii="Avenir Next" w:hAnsi="Avenir Next" w:cs="Avenir Next" w:eastAsia="Avenir Next"/>
                       <w:b/>
                       <w:color w:val="003A70"/>
+                      <w:sz w:val="22"/>
+                      <w:szCs w:val="21"/>
+                    </w:rPr>
+                    <w:t xml:space="preserve">D</w:t>
+                  </w:r>
+                  <w:r>
+                    <w:rPr>
+                      <w:rFonts w:ascii="Avenir Next" w:hAnsi="Avenir Next" w:cs="Avenir Next" w:eastAsia="Avenir Next"/>
+                      <w:color w:val="1A1A1A"/>
                       <w:sz w:val="21"/>
                       <w:szCs w:val="21"/>
                     </w:rPr>
-                    <w:t xml:space="preserve">D</w:t>
-                  </w:r>
-                  <w:r>
-                    <w:rPr>
-                      <w:rFonts w:ascii="Avenir Next" w:hAnsi="Avenir Next" w:cs="Avenir Next" w:eastAsia="Avenir Next"/>
-                      <w:color w:val="1A1A1A"/>
-                      <w:sz w:val="21"/>
+                    <w:t xml:space="preserve">  </w:t>
+                  </w:r>
+                  <w:r>
+                    <w:rPr>
+                      <w:rFonts w:ascii="Avenir Next" w:hAnsi="Avenir Next" w:cs="Avenir Next" w:eastAsia="Avenir Next"/>
+                      <w:color w:val="1A1A1A"/>
+                      <w:sz w:val="22"/>
                       <w:szCs w:val="21"/>
                     </w:rPr>
-                    <w:t xml:space="preserve">  </w:t>
-                  </w:r>
-                  <w:r>
-                    <w:rPr>
-                      <w:rFonts w:ascii="Avenir Next" w:hAnsi="Avenir Next" w:cs="Avenir Next" w:eastAsia="Avenir Next"/>
-                      <w:color w:val="1A1A1A"/>
-                      <w:sz w:val="21"/>
-                      <w:szCs w:val="21"/>
-                    </w:rPr>
                     <w:t xml:space="preserve">3</w:t>
                   </w:r>
                   <w:r>
                     <w:rPr>
                       <w:rFonts w:ascii="Avenir Next" w:hAnsi="Avenir Next" w:cs="Avenir Next" w:eastAsia="Avenir Next"/>
                       <w:color w:val="1A1A1A"/>
-                      <w:sz w:val="21"/>
+                      <w:sz w:val="22"/>
                       <w:szCs w:val="21"/>
                       <w:vertAlign w:val="superscript"/>
                     </w:rPr>
@@ -5698,6 +5709,7 @@
     </w:p>
     <w:p>
       <w:pPr>
+        <w:pStyle w:val="Heading2"/>
         <w:keepNext/>
         <w:pBdr>
           <w:bottom w:val="single" w:sz="8" w:space="3" w:color="003A70"/>
@@ -5713,7 +5725,7 @@
           <w:b/>
           <w:color w:val="003A70"/>
           <w:spacing w:val="14"/>
-          <w:sz w:val="21"/>
+          <w:sz w:val="22"/>
           <w:szCs w:val="21"/>
         </w:rPr>
         <w:t xml:space="preserve">TEST PRACTICE</w:t>
@@ -5732,7 +5744,7 @@
           <w:rFonts w:ascii="Avenir Next" w:hAnsi="Avenir Next" w:cs="Avenir Next" w:eastAsia="Avenir Next"/>
           <w:i/>
           <w:color w:val="5A5F66"/>
-          <w:sz w:val="17"/>
+          <w:sz w:val="22"/>
           <w:szCs w:val="17"/>
         </w:rPr>
         <w:t xml:space="preserve">choose the best answer</w:t>
@@ -5902,25 +5914,25 @@
                       <w:rFonts w:ascii="Avenir Next" w:hAnsi="Avenir Next" w:cs="Avenir Next" w:eastAsia="Avenir Next"/>
                       <w:b/>
                       <w:color w:val="003A70"/>
+                      <w:sz w:val="22"/>
+                      <w:szCs w:val="21"/>
+                    </w:rPr>
+                    <w:t xml:space="preserve">A</w:t>
+                  </w:r>
+                  <w:r>
+                    <w:rPr>
+                      <w:rFonts w:ascii="Avenir Next" w:hAnsi="Avenir Next" w:cs="Avenir Next" w:eastAsia="Avenir Next"/>
+                      <w:color w:val="1A1A1A"/>
                       <w:sz w:val="21"/>
                       <w:szCs w:val="21"/>
                     </w:rPr>
-                    <w:t xml:space="preserve">A</w:t>
-                  </w:r>
-                  <w:r>
-                    <w:rPr>
-                      <w:rFonts w:ascii="Avenir Next" w:hAnsi="Avenir Next" w:cs="Avenir Next" w:eastAsia="Avenir Next"/>
-                      <w:color w:val="1A1A1A"/>
-                      <w:sz w:val="21"/>
-                      <w:szCs w:val="21"/>
-                    </w:rPr>
                     <w:tab/>
                   </w:r>
                   <w:r>
                     <w:rPr>
                       <w:rFonts w:ascii="Avenir Next" w:hAnsi="Avenir Next" w:cs="Avenir Next" w:eastAsia="Avenir Next"/>
                       <w:color w:val="1A1A1A"/>
-                      <w:sz w:val="21"/>
+                      <w:sz w:val="22"/>
                       <w:szCs w:val="21"/>
                     </w:rPr>
                     <w:t xml:space="preserve">7</w:t>
@@ -5945,25 +5957,25 @@
                       <w:rFonts w:ascii="Avenir Next" w:hAnsi="Avenir Next" w:cs="Avenir Next" w:eastAsia="Avenir Next"/>
                       <w:b/>
                       <w:color w:val="003A70"/>
+                      <w:sz w:val="22"/>
+                      <w:szCs w:val="21"/>
+                    </w:rPr>
+                    <w:t xml:space="preserve">B</w:t>
+                  </w:r>
+                  <w:r>
+                    <w:rPr>
+                      <w:rFonts w:ascii="Avenir Next" w:hAnsi="Avenir Next" w:cs="Avenir Next" w:eastAsia="Avenir Next"/>
+                      <w:color w:val="1A1A1A"/>
                       <w:sz w:val="21"/>
                       <w:szCs w:val="21"/>
                     </w:rPr>
-                    <w:t xml:space="preserve">B</w:t>
-                  </w:r>
-                  <w:r>
-                    <w:rPr>
-                      <w:rFonts w:ascii="Avenir Next" w:hAnsi="Avenir Next" w:cs="Avenir Next" w:eastAsia="Avenir Next"/>
-                      <w:color w:val="1A1A1A"/>
-                      <w:sz w:val="21"/>
-                      <w:szCs w:val="21"/>
-                    </w:rPr>
                     <w:tab/>
                   </w:r>
                   <w:r>
                     <w:rPr>
                       <w:rFonts w:ascii="Avenir Next" w:hAnsi="Avenir Next" w:cs="Avenir Next" w:eastAsia="Avenir Next"/>
                       <w:color w:val="1A1A1A"/>
-                      <w:sz w:val="21"/>
+                      <w:sz w:val="22"/>
                       <w:szCs w:val="21"/>
                     </w:rPr>
                     <w:t xml:space="preserve">12</w:t>
@@ -5988,25 +6000,25 @@
                       <w:rFonts w:ascii="Avenir Next" w:hAnsi="Avenir Next" w:cs="Avenir Next" w:eastAsia="Avenir Next"/>
                       <w:b/>
                       <w:color w:val="003A70"/>
+                      <w:sz w:val="22"/>
+                      <w:szCs w:val="21"/>
+                    </w:rPr>
+                    <w:t xml:space="preserve">C</w:t>
+                  </w:r>
+                  <w:r>
+                    <w:rPr>
+                      <w:rFonts w:ascii="Avenir Next" w:hAnsi="Avenir Next" w:cs="Avenir Next" w:eastAsia="Avenir Next"/>
+                      <w:color w:val="1A1A1A"/>
                       <w:sz w:val="21"/>
                       <w:szCs w:val="21"/>
                     </w:rPr>
-                    <w:t xml:space="preserve">C</w:t>
-                  </w:r>
-                  <w:r>
-                    <w:rPr>
-                      <w:rFonts w:ascii="Avenir Next" w:hAnsi="Avenir Next" w:cs="Avenir Next" w:eastAsia="Avenir Next"/>
-                      <w:color w:val="1A1A1A"/>
-                      <w:sz w:val="21"/>
-                      <w:szCs w:val="21"/>
-                    </w:rPr>
                     <w:tab/>
                   </w:r>
                   <w:r>
                     <w:rPr>
                       <w:rFonts w:ascii="Avenir Next" w:hAnsi="Avenir Next" w:cs="Avenir Next" w:eastAsia="Avenir Next"/>
                       <w:color w:val="1A1A1A"/>
-                      <w:sz w:val="21"/>
+                      <w:sz w:val="22"/>
                       <w:szCs w:val="21"/>
                     </w:rPr>
                     <w:t xml:space="preserve">64</w:t>
@@ -6031,25 +6043,25 @@
                       <w:rFonts w:ascii="Avenir Next" w:hAnsi="Avenir Next" w:cs="Avenir Next" w:eastAsia="Avenir Next"/>
                       <w:b/>
                       <w:color w:val="003A70"/>
+                      <w:sz w:val="22"/>
+                      <w:szCs w:val="21"/>
+                    </w:rPr>
+                    <w:t xml:space="preserve">D</w:t>
+                  </w:r>
+                  <w:r>
+                    <w:rPr>
+                      <w:rFonts w:ascii="Avenir Next" w:hAnsi="Avenir Next" w:cs="Avenir Next" w:eastAsia="Avenir Next"/>
+                      <w:color w:val="1A1A1A"/>
                       <w:sz w:val="21"/>
                       <w:szCs w:val="21"/>
                     </w:rPr>
-                    <w:t xml:space="preserve">D</w:t>
-                  </w:r>
-                  <w:r>
-                    <w:rPr>
-                      <w:rFonts w:ascii="Avenir Next" w:hAnsi="Avenir Next" w:cs="Avenir Next" w:eastAsia="Avenir Next"/>
-                      <w:color w:val="1A1A1A"/>
-                      <w:sz w:val="21"/>
-                      <w:szCs w:val="21"/>
-                    </w:rPr>
                     <w:tab/>
                   </w:r>
                   <w:r>
                     <w:rPr>
                       <w:rFonts w:ascii="Avenir Next" w:hAnsi="Avenir Next" w:cs="Avenir Next" w:eastAsia="Avenir Next"/>
                       <w:color w:val="1A1A1A"/>
-                      <w:sz w:val="21"/>
+                      <w:sz w:val="22"/>
                       <w:szCs w:val="21"/>
                     </w:rPr>
                     <w:t xml:space="preserve">81</w:t>
@@ -6197,34 +6209,34 @@
                       <w:rFonts w:ascii="Avenir Next" w:hAnsi="Avenir Next" w:cs="Avenir Next" w:eastAsia="Avenir Next"/>
                       <w:b/>
                       <w:color w:val="003A70"/>
+                      <w:sz w:val="22"/>
+                      <w:szCs w:val="21"/>
+                    </w:rPr>
+                    <w:t xml:space="preserve">A</w:t>
+                  </w:r>
+                  <w:r>
+                    <w:rPr>
+                      <w:rFonts w:ascii="Avenir Next" w:hAnsi="Avenir Next" w:cs="Avenir Next" w:eastAsia="Avenir Next"/>
+                      <w:color w:val="1A1A1A"/>
                       <w:sz w:val="21"/>
                       <w:szCs w:val="21"/>
                     </w:rPr>
-                    <w:t xml:space="preserve">A</w:t>
-                  </w:r>
-                  <w:r>
-                    <w:rPr>
-                      <w:rFonts w:ascii="Avenir Next" w:hAnsi="Avenir Next" w:cs="Avenir Next" w:eastAsia="Avenir Next"/>
-                      <w:color w:val="1A1A1A"/>
-                      <w:sz w:val="21"/>
+                    <w:tab/>
+                  </w:r>
+                  <w:r>
+                    <w:rPr>
+                      <w:rFonts w:ascii="Avenir Next" w:hAnsi="Avenir Next" w:cs="Avenir Next" w:eastAsia="Avenir Next"/>
+                      <w:color w:val="1A1A1A"/>
+                      <w:sz w:val="22"/>
                       <w:szCs w:val="21"/>
                     </w:rPr>
-                    <w:tab/>
-                  </w:r>
-                  <w:r>
-                    <w:rPr>
-                      <w:rFonts w:ascii="Avenir Next" w:hAnsi="Avenir Next" w:cs="Avenir Next" w:eastAsia="Avenir Next"/>
-                      <w:color w:val="1A1A1A"/>
-                      <w:sz w:val="21"/>
-                      <w:szCs w:val="21"/>
-                    </w:rPr>
                     <w:t xml:space="preserve">10</w:t>
                   </w:r>
                   <w:r>
                     <w:rPr>
                       <w:rFonts w:ascii="Avenir Next" w:hAnsi="Avenir Next" w:cs="Avenir Next" w:eastAsia="Avenir Next"/>
                       <w:color w:val="1A1A1A"/>
-                      <w:sz w:val="21"/>
+                      <w:sz w:val="22"/>
                       <w:szCs w:val="21"/>
                       <w:vertAlign w:val="superscript"/>
                     </w:rPr>
@@ -6250,34 +6262,34 @@
                       <w:rFonts w:ascii="Avenir Next" w:hAnsi="Avenir Next" w:cs="Avenir Next" w:eastAsia="Avenir Next"/>
                       <w:b/>
                       <w:color w:val="003A70"/>
+                      <w:sz w:val="22"/>
+                      <w:szCs w:val="21"/>
+                    </w:rPr>
+                    <w:t xml:space="preserve">B</w:t>
+                  </w:r>
+                  <w:r>
+                    <w:rPr>
+                      <w:rFonts w:ascii="Avenir Next" w:hAnsi="Avenir Next" w:cs="Avenir Next" w:eastAsia="Avenir Next"/>
+                      <w:color w:val="1A1A1A"/>
                       <w:sz w:val="21"/>
                       <w:szCs w:val="21"/>
                     </w:rPr>
-                    <w:t xml:space="preserve">B</w:t>
-                  </w:r>
-                  <w:r>
-                    <w:rPr>
-                      <w:rFonts w:ascii="Avenir Next" w:hAnsi="Avenir Next" w:cs="Avenir Next" w:eastAsia="Avenir Next"/>
-                      <w:color w:val="1A1A1A"/>
-                      <w:sz w:val="21"/>
+                    <w:tab/>
+                  </w:r>
+                  <w:r>
+                    <w:rPr>
+                      <w:rFonts w:ascii="Avenir Next" w:hAnsi="Avenir Next" w:cs="Avenir Next" w:eastAsia="Avenir Next"/>
+                      <w:color w:val="1A1A1A"/>
+                      <w:sz w:val="22"/>
                       <w:szCs w:val="21"/>
                     </w:rPr>
-                    <w:tab/>
-                  </w:r>
-                  <w:r>
-                    <w:rPr>
-                      <w:rFonts w:ascii="Avenir Next" w:hAnsi="Avenir Next" w:cs="Avenir Next" w:eastAsia="Avenir Next"/>
-                      <w:color w:val="1A1A1A"/>
-                      <w:sz w:val="21"/>
-                      <w:szCs w:val="21"/>
-                    </w:rPr>
                     <w:t xml:space="preserve">3</w:t>
                   </w:r>
                   <w:r>
                     <w:rPr>
                       <w:rFonts w:ascii="Avenir Next" w:hAnsi="Avenir Next" w:cs="Avenir Next" w:eastAsia="Avenir Next"/>
                       <w:color w:val="1A1A1A"/>
-                      <w:sz w:val="21"/>
+                      <w:sz w:val="22"/>
                       <w:szCs w:val="21"/>
                       <w:vertAlign w:val="superscript"/>
                     </w:rPr>
@@ -6303,25 +6315,25 @@
                       <w:rFonts w:ascii="Avenir Next" w:hAnsi="Avenir Next" w:cs="Avenir Next" w:eastAsia="Avenir Next"/>
                       <w:b/>
                       <w:color w:val="003A70"/>
+                      <w:sz w:val="22"/>
+                      <w:szCs w:val="21"/>
+                    </w:rPr>
+                    <w:t xml:space="preserve">C</w:t>
+                  </w:r>
+                  <w:r>
+                    <w:rPr>
+                      <w:rFonts w:ascii="Avenir Next" w:hAnsi="Avenir Next" w:cs="Avenir Next" w:eastAsia="Avenir Next"/>
+                      <w:color w:val="1A1A1A"/>
                       <w:sz w:val="21"/>
                       <w:szCs w:val="21"/>
                     </w:rPr>
-                    <w:t xml:space="preserve">C</w:t>
-                  </w:r>
-                  <w:r>
-                    <w:rPr>
-                      <w:rFonts w:ascii="Avenir Next" w:hAnsi="Avenir Next" w:cs="Avenir Next" w:eastAsia="Avenir Next"/>
-                      <w:color w:val="1A1A1A"/>
-                      <w:sz w:val="21"/>
-                      <w:szCs w:val="21"/>
-                    </w:rPr>
                     <w:tab/>
                   </w:r>
                   <w:r>
                     <w:rPr>
                       <w:rFonts w:ascii="Avenir Next" w:hAnsi="Avenir Next" w:cs="Avenir Next" w:eastAsia="Avenir Next"/>
                       <w:color w:val="1A1A1A"/>
-                      <w:sz w:val="21"/>
+                      <w:sz w:val="22"/>
                       <w:szCs w:val="21"/>
                     </w:rPr>
                     <w:t xml:space="preserve">10 × 3</w:t>
@@ -6346,34 +6358,34 @@
                       <w:rFonts w:ascii="Avenir Next" w:hAnsi="Avenir Next" w:cs="Avenir Next" w:eastAsia="Avenir Next"/>
                       <w:b/>
                       <w:color w:val="003A70"/>
+                      <w:sz w:val="22"/>
+                      <w:szCs w:val="21"/>
+                    </w:rPr>
+                    <w:t xml:space="preserve">D</w:t>
+                  </w:r>
+                  <w:r>
+                    <w:rPr>
+                      <w:rFonts w:ascii="Avenir Next" w:hAnsi="Avenir Next" w:cs="Avenir Next" w:eastAsia="Avenir Next"/>
+                      <w:color w:val="1A1A1A"/>
                       <w:sz w:val="21"/>
                       <w:szCs w:val="21"/>
                     </w:rPr>
-                    <w:t xml:space="preserve">D</w:t>
-                  </w:r>
-                  <w:r>
-                    <w:rPr>
-                      <w:rFonts w:ascii="Avenir Next" w:hAnsi="Avenir Next" w:cs="Avenir Next" w:eastAsia="Avenir Next"/>
-                      <w:color w:val="1A1A1A"/>
-                      <w:sz w:val="21"/>
+                    <w:tab/>
+                  </w:r>
+                  <w:r>
+                    <w:rPr>
+                      <w:rFonts w:ascii="Avenir Next" w:hAnsi="Avenir Next" w:cs="Avenir Next" w:eastAsia="Avenir Next"/>
+                      <w:color w:val="1A1A1A"/>
+                      <w:sz w:val="22"/>
                       <w:szCs w:val="21"/>
                     </w:rPr>
-                    <w:tab/>
-                  </w:r>
-                  <w:r>
-                    <w:rPr>
-                      <w:rFonts w:ascii="Avenir Next" w:hAnsi="Avenir Next" w:cs="Avenir Next" w:eastAsia="Avenir Next"/>
-                      <w:color w:val="1A1A1A"/>
-                      <w:sz w:val="21"/>
-                      <w:szCs w:val="21"/>
-                    </w:rPr>
                     <w:t xml:space="preserve">100</w:t>
                   </w:r>
                   <w:r>
                     <w:rPr>
                       <w:rFonts w:ascii="Avenir Next" w:hAnsi="Avenir Next" w:cs="Avenir Next" w:eastAsia="Avenir Next"/>
                       <w:color w:val="1A1A1A"/>
-                      <w:sz w:val="21"/>
+                      <w:sz w:val="22"/>
                       <w:szCs w:val="21"/>
                       <w:vertAlign w:val="superscript"/>
                     </w:rPr>
@@ -6440,6 +6452,7 @@
           </w:tcPr>
           <w:p>
             <w:pPr>
+              <w:pStyle w:val="Heading2"/>
               <w:spacing w:before="0" w:after="0" w:line="240" w:lineRule="auto"/>
             </w:pPr>
             <w:r>
@@ -6477,7 +6490,7 @@
               <w:rPr>
                 <w:rFonts w:ascii="Avenir Next" w:hAnsi="Avenir Next" w:cs="Avenir Next" w:eastAsia="Avenir Next"/>
                 <w:color w:val="1A1A1A"/>
-                <w:sz w:val="17"/>
+                <w:sz w:val="22"/>
                 <w:szCs w:val="17"/>
               </w:rPr>
               <w:t xml:space="preserve">  I can do this on my own</w:t>
@@ -6506,7 +6519,7 @@
               <w:rPr>
                 <w:rFonts w:ascii="Avenir Next" w:hAnsi="Avenir Next" w:cs="Avenir Next" w:eastAsia="Avenir Next"/>
                 <w:color w:val="1A1A1A"/>
-                <w:sz w:val="17"/>
+                <w:sz w:val="22"/>
                 <w:szCs w:val="17"/>
               </w:rPr>
               <w:t xml:space="preserve">  I need a little help</w:t>
@@ -6535,7 +6548,7 @@
               <w:rPr>
                 <w:rFonts w:ascii="Avenir Next" w:hAnsi="Avenir Next" w:cs="Avenir Next" w:eastAsia="Avenir Next"/>
                 <w:color w:val="1A1A1A"/>
-                <w:sz w:val="17"/>
+                <w:sz w:val="22"/>
                 <w:szCs w:val="17"/>
               </w:rPr>
               <w:t xml:space="preserve">  I have a question about #</w:t>
@@ -6573,7 +6586,7 @@
         <w:rPr>
           <w:rFonts w:ascii="Avenir Next" w:hAnsi="Avenir Next" w:cs="Avenir Next" w:eastAsia="Avenir Next"/>
           <w:color w:val="5A5F66"/>
-          <w:sz w:val="17"/>
+          <w:sz w:val="22"/>
           <w:szCs w:val="17"/>
         </w:rPr>
         <w:t xml:space="preserve">Ask someone at home to guess which is greater, 2</w:t>
@@ -6582,7 +6595,7 @@
         <w:rPr>
           <w:rFonts w:ascii="Avenir Next" w:hAnsi="Avenir Next" w:cs="Avenir Next" w:eastAsia="Avenir Next"/>
           <w:color w:val="5A5F66"/>
-          <w:sz w:val="17"/>
+          <w:sz w:val="22"/>
           <w:szCs w:val="17"/>
           <w:vertAlign w:val="superscript"/>
         </w:rPr>
@@ -6592,7 +6605,7 @@
         <w:rPr>
           <w:rFonts w:ascii="Avenir Next" w:hAnsi="Avenir Next" w:cs="Avenir Next" w:eastAsia="Avenir Next"/>
           <w:color w:val="5A5F66"/>
-          <w:sz w:val="17"/>
+          <w:sz w:val="22"/>
           <w:szCs w:val="17"/>
         </w:rPr>
         <w:t xml:space="preserve"> or 5</w:t>
@@ -6601,7 +6614,7 @@
         <w:rPr>
           <w:rFonts w:ascii="Avenir Next" w:hAnsi="Avenir Next" w:cs="Avenir Next" w:eastAsia="Avenir Next"/>
           <w:color w:val="5A5F66"/>
-          <w:sz w:val="17"/>
+          <w:sz w:val="22"/>
           <w:szCs w:val="17"/>
           <w:vertAlign w:val="superscript"/>
         </w:rPr>
@@ -6611,7 +6624,7 @@
         <w:rPr>
           <w:rFonts w:ascii="Avenir Next" w:hAnsi="Avenir Next" w:cs="Avenir Next" w:eastAsia="Avenir Next"/>
           <w:color w:val="5A5F66"/>
-          <w:sz w:val="17"/>
+          <w:sz w:val="22"/>
           <w:szCs w:val="17"/>
         </w:rPr>
         <w:t xml:space="preserve">. Then find both values together.</w:t>
@@ -6705,7 +6718,106 @@
               <w:sz w:val="15"/>
               <w:szCs w:val="15"/>
             </w:rPr>
-            <w:t xml:space="preserve">Lesson 6-3  ·  Homework Packet  ·  Level 1</w:t>
+            <w:t xml:space="preserve">6-3 · Page </w:t>
+          </w:r>
+          <w:r>
+            <w:rPr>
+              <w:rFonts w:ascii="Avenir Next" w:hAnsi="Avenir Next" w:cs="Avenir Next" w:eastAsia="Avenir Next"/>
+              <w:color w:val="5A5F66"/>
+              <w:sz w:val="15"/>
+              <w:szCs w:val="15"/>
+            </w:rPr>
+            <w:fldChar w:fldCharType="begin"/>
+          </w:r>
+          <w:r>
+            <w:rPr>
+              <w:rFonts w:ascii="Avenir Next" w:hAnsi="Avenir Next" w:cs="Avenir Next" w:eastAsia="Avenir Next"/>
+              <w:color w:val="5A5F66"/>
+              <w:sz w:val="15"/>
+              <w:szCs w:val="15"/>
+            </w:rPr>
+            <w:instrText xml:space="preserve"> PAGE </w:instrText>
+          </w:r>
+          <w:r>
+            <w:rPr>
+              <w:rFonts w:ascii="Avenir Next" w:hAnsi="Avenir Next" w:cs="Avenir Next" w:eastAsia="Avenir Next"/>
+              <w:color w:val="5A5F66"/>
+              <w:sz w:val="15"/>
+              <w:szCs w:val="15"/>
+            </w:rPr>
+            <w:fldChar w:fldCharType="separate"/>
+          </w:r>
+          <w:r>
+            <w:rPr>
+              <w:rFonts w:ascii="Avenir Next" w:hAnsi="Avenir Next" w:cs="Avenir Next" w:eastAsia="Avenir Next"/>
+              <w:color w:val="5A5F66"/>
+              <w:sz w:val="15"/>
+              <w:szCs w:val="15"/>
+            </w:rPr>
+            <w:t xml:space="preserve">1</w:t>
+          </w:r>
+          <w:r>
+            <w:rPr>
+              <w:rFonts w:ascii="Avenir Next" w:hAnsi="Avenir Next" w:cs="Avenir Next" w:eastAsia="Avenir Next"/>
+              <w:color w:val="5A5F66"/>
+              <w:sz w:val="15"/>
+              <w:szCs w:val="15"/>
+            </w:rPr>
+            <w:fldChar w:fldCharType="end"/>
+          </w:r>
+          <w:r>
+            <w:rPr>
+              <w:rFonts w:ascii="Avenir Next" w:hAnsi="Avenir Next" w:cs="Avenir Next" w:eastAsia="Avenir Next"/>
+              <w:color w:val="5A5F66"/>
+              <w:sz w:val="15"/>
+              <w:szCs w:val="15"/>
+            </w:rPr>
+            <w:t xml:space="preserve"> of </w:t>
+          </w:r>
+          <w:r>
+            <w:rPr>
+              <w:rFonts w:ascii="Avenir Next" w:hAnsi="Avenir Next" w:cs="Avenir Next" w:eastAsia="Avenir Next"/>
+              <w:color w:val="5A5F66"/>
+              <w:sz w:val="15"/>
+              <w:szCs w:val="15"/>
+            </w:rPr>
+            <w:fldChar w:fldCharType="begin"/>
+          </w:r>
+          <w:r>
+            <w:rPr>
+              <w:rFonts w:ascii="Avenir Next" w:hAnsi="Avenir Next" w:cs="Avenir Next" w:eastAsia="Avenir Next"/>
+              <w:color w:val="5A5F66"/>
+              <w:sz w:val="15"/>
+              <w:szCs w:val="15"/>
+            </w:rPr>
+            <w:instrText xml:space="preserve"> NUMPAGES </w:instrText>
+          </w:r>
+          <w:r>
+            <w:rPr>
+              <w:rFonts w:ascii="Avenir Next" w:hAnsi="Avenir Next" w:cs="Avenir Next" w:eastAsia="Avenir Next"/>
+              <w:color w:val="5A5F66"/>
+              <w:sz w:val="15"/>
+              <w:szCs w:val="15"/>
+            </w:rPr>
+            <w:fldChar w:fldCharType="separate"/>
+          </w:r>
+          <w:r>
+            <w:rPr>
+              <w:rFonts w:ascii="Avenir Next" w:hAnsi="Avenir Next" w:cs="Avenir Next" w:eastAsia="Avenir Next"/>
+              <w:color w:val="5A5F66"/>
+              <w:sz w:val="15"/>
+              <w:szCs w:val="15"/>
+            </w:rPr>
+            <w:t xml:space="preserve">1</w:t>
+          </w:r>
+          <w:r>
+            <w:rPr>
+              <w:rFonts w:ascii="Avenir Next" w:hAnsi="Avenir Next" w:cs="Avenir Next" w:eastAsia="Avenir Next"/>
+              <w:color w:val="5A5F66"/>
+              <w:sz w:val="15"/>
+              <w:szCs w:val="15"/>
+            </w:rPr>
+            <w:fldChar w:fldCharType="end"/>
           </w:r>
         </w:p>
       </w:tc>
@@ -6748,5 +6860,23 @@
       </w:tblCellMar>
     </w:tblPr>
   </w:style>
+  <w:style w:type="paragraph" w:styleId="Heading1">
+    <w:name w:val="heading 1"/>
+    <w:basedOn w:val="Normal"/>
+    <w:pPr>
+      <w:outlineLvl w:val="0"/>
+      <w:keepNext w:val="0"/>
+      <w:keepLines w:val="0"/>
+    </w:pPr>
+  </w:style>
+  <w:style w:type="paragraph" w:styleId="Heading2">
+    <w:name w:val="heading 2"/>
+    <w:basedOn w:val="Normal"/>
+    <w:pPr>
+      <w:outlineLvl w:val="1"/>
+      <w:keepNext w:val="0"/>
+      <w:keepLines w:val="0"/>
+    </w:pPr>
+  </w:style>
 </w:styles>
 </file>